--- a/仲町台店_コンサル提案書.docx
+++ b/仲町台店_コンサル提案書.docx
@@ -331,7 +331,7 @@
           <w:color w:val="1F3B5C"/>
           <w:sz w:val="26"/>
         </w:rPr>
-        <w:t>4. 日曜の廃棄・土日の発注見直し</w:t>
+        <w:t>4. 廃棄・発注の見直し（曜日別対策）</w:t>
       </w:r>
     </w:p>
     <w:p>
@@ -344,7 +344,7 @@
           <w:b/>
           <w:sz w:val="21"/>
         </w:rPr>
-        <w:t>原案（小泉店長）：日曜日の廃棄、土日の発注の見直し。</w:t>
+        <w:t>原案（小泉店長）：①月曜日の廃棄＝土日の発注を見直し、値引きのタイミングを早める。②木曜日の廃棄＝新規商品の影響か？　残り具合を見て値引きタイミングを考える。</w:t>
       </w:r>
     </w:p>
     <w:p>
@@ -383,7 +383,7 @@
           <w:rFonts w:ascii="Yu Gothic" w:hAnsi="Yu Gothic" w:eastAsia="Yu Gothic"/>
           <w:sz w:val="21"/>
         </w:rPr>
-        <w:t>日曜の廃棄が多い主因は土曜夜～日曜の発注過多。土曜最終便・日曜朝便の数量を実績ベースで再設定する。</w:t>
+        <w:t>月曜の廃棄が多い主因は土曜夜～日曜の発注過多。土曜最終便・日曜朝便の数量を実績ベースで再設定する。ただし日曜を絞りすぎると月曜朝が品薄になるため、両端をセットで管理する。</w:t>
       </w:r>
     </w:p>
     <w:p>
@@ -396,7 +396,20 @@
           <w:rFonts w:ascii="Yu Gothic" w:hAnsi="Yu Gothic" w:eastAsia="Yu Gothic"/>
           <w:sz w:val="21"/>
         </w:rPr>
-        <w:t>日曜を絞りすぎると月曜朝が品薄になる。両端をセットで管理する。</w:t>
+        <w:t>値引き（見切り）のタイミングを早める基準を時刻で明文化する（例：閉店◯時間前で◯％）。担当者の判断任せにせず、誰がやっても同じ動きになるようにする。</w:t>
+      </w:r>
+    </w:p>
+    <w:p>
+      <w:pPr>
+        <w:pStyle w:val="ListBullet"/>
+        <w:spacing w:after="40"/>
+      </w:pPr>
+      <w:r>
+        <w:rPr>
+          <w:rFonts w:ascii="Yu Gothic" w:hAnsi="Yu Gothic" w:eastAsia="Yu Gothic"/>
+          <w:sz w:val="21"/>
+        </w:rPr>
+        <w:t>木曜の廃棄は新規商品の動きを単品で検証する。導入週の販売実績を1～2週分追い、「定着しない新規」は発注数を絞るか早めの見切りに切り替える。新規の山と既存商品の発注が重なって過多にならないよう調整する。</w:t>
       </w:r>
     </w:p>
     <w:p>
@@ -410,7 +423,99 @@
           <w:color w:val="1F3B5C"/>
           <w:sz w:val="26"/>
         </w:rPr>
-        <w:t>5. 全体への追加提案（実行マネジメント）</w:t>
+        <w:t>5. フライヤー販売の強化（声掛けの仕組み化）</w:t>
+      </w:r>
+    </w:p>
+    <w:p>
+      <w:pPr>
+        <w:spacing w:after="60"/>
+      </w:pPr>
+      <w:r>
+        <w:rPr>
+          <w:rFonts w:ascii="Yu Gothic" w:hAnsi="Yu Gothic" w:eastAsia="Yu Gothic"/>
+          <w:b/>
+          <w:sz w:val="21"/>
+        </w:rPr>
+        <w:t>原案（小泉店長）：フライヤーの販売をもっと伸ばす。セール時はもちろん、新規商品の時もいかに声掛けができるか。主体者が先頭に立って声掛けをし、スタッフも声掛けできるようにする。</w:t>
+      </w:r>
+    </w:p>
+    <w:p>
+      <w:pPr>
+        <w:spacing w:after="60"/>
+      </w:pPr>
+      <w:r>
+        <w:rPr>
+          <w:rFonts w:ascii="Yu Gothic" w:hAnsi="Yu Gothic" w:eastAsia="Yu Gothic"/>
+          <w:b w:val="0"/>
+          <w:sz w:val="21"/>
+        </w:rPr>
+        <w:t>【ブラッシュアップ・追記】</w:t>
+      </w:r>
+    </w:p>
+    <w:p>
+      <w:pPr>
+        <w:pStyle w:val="ListBullet"/>
+        <w:spacing w:after="40"/>
+      </w:pPr>
+      <w:r>
+        <w:rPr>
+          <w:rFonts w:ascii="Yu Gothic" w:hAnsi="Yu Gothic" w:eastAsia="Yu Gothic"/>
+          <w:sz w:val="21"/>
+        </w:rPr>
+        <w:t>主体者（店長・社員）が先頭で声掛けの「お手本」を見せ、トークの型（ひと言フレーズ）を決めてクルーに共有する。誰でも言える短い言葉にするのが定着のコツ。</w:t>
+      </w:r>
+    </w:p>
+    <w:p>
+      <w:pPr>
+        <w:pStyle w:val="ListBullet"/>
+        <w:spacing w:after="40"/>
+      </w:pPr>
+      <w:r>
+        <w:rPr>
+          <w:rFonts w:ascii="Yu Gothic" w:hAnsi="Yu Gothic" w:eastAsia="Yu Gothic"/>
+          <w:sz w:val="21"/>
+        </w:rPr>
+        <w:t>声掛けのタイミングをルール化する。揚げたて直後・レジ会計時・ピーク前など「いつ声を掛けるか」を作業の中に組み込む。</w:t>
+      </w:r>
+    </w:p>
+    <w:p>
+      <w:pPr>
+        <w:pStyle w:val="ListBullet"/>
+        <w:spacing w:after="40"/>
+      </w:pPr>
+      <w:r>
+        <w:rPr>
+          <w:rFonts w:ascii="Yu Gothic" w:hAnsi="Yu Gothic" w:eastAsia="Yu Gothic"/>
+          <w:sz w:val="21"/>
+        </w:rPr>
+        <w:t>新規商品は導入初週が勝負。POP＋試食的アピール＋声掛けをセットで実施し、立ち上がりを早める。</w:t>
+      </w:r>
+    </w:p>
+    <w:p>
+      <w:pPr>
+        <w:pStyle w:val="ListBullet"/>
+        <w:spacing w:after="40"/>
+      </w:pPr>
+      <w:r>
+        <w:rPr>
+          <w:rFonts w:ascii="Yu Gothic" w:hAnsi="Yu Gothic" w:eastAsia="Yu Gothic"/>
+          <w:sz w:val="21"/>
+        </w:rPr>
+        <w:t>結果を見える化する。フライヤーの日別販売数を掲示し、声掛け強化日と通常日の差をクルーと共有してモチベーションにつなげる。</w:t>
+      </w:r>
+    </w:p>
+    <w:p>
+      <w:pPr>
+        <w:spacing w:before="200" w:after="80"/>
+      </w:pPr>
+      <w:r>
+        <w:rPr>
+          <w:rFonts w:ascii="Yu Gothic" w:hAnsi="Yu Gothic" w:eastAsia="Yu Gothic"/>
+          <w:b/>
+          <w:color w:val="1F3B5C"/>
+          <w:sz w:val="26"/>
+        </w:rPr>
+        <w:t>6. 全体への追加提案（実行マネジメント）</w:t>
       </w:r>
     </w:p>
     <w:p>
@@ -476,7 +581,7 @@
           <w:color w:val="1F3B5C"/>
           <w:sz w:val="26"/>
         </w:rPr>
-        <w:t>6. KPI管理表（記入例）</w:t>
+        <w:t>7. KPI管理表（記入例）</w:t>
       </w:r>
     </w:p>
     <w:tbl>
@@ -735,6 +840,120 @@
                 <w:rFonts w:ascii="Yu Gothic" w:hAnsi="Yu Gothic" w:eastAsia="Yu Gothic"/>
                 <w:sz w:val="20"/>
               </w:rPr>
+              <w:t>廃棄</w:t>
+            </w:r>
+          </w:p>
+        </w:tc>
+        <w:tc>
+          <w:tcPr>
+            <w:tcW w:type="dxa" w:w="2160"/>
+          </w:tcPr>
+          <w:p>
+            <w:r>
+              <w:rPr>
+                <w:rFonts w:ascii="Yu Gothic" w:hAnsi="Yu Gothic" w:eastAsia="Yu Gothic"/>
+                <w:sz w:val="20"/>
+              </w:rPr>
+              <w:t>月・木曜の廃棄金額</w:t>
+            </w:r>
+          </w:p>
+        </w:tc>
+        <w:tc>
+          <w:tcPr>
+            <w:tcW w:type="dxa" w:w="2160"/>
+          </w:tcPr>
+          <w:p>
+            <w:r>
+              <w:rPr>
+                <w:rFonts w:ascii="Yu Gothic" w:hAnsi="Yu Gothic" w:eastAsia="Yu Gothic"/>
+                <w:sz w:val="20"/>
+              </w:rPr>
+            </w:r>
+          </w:p>
+        </w:tc>
+        <w:tc>
+          <w:tcPr>
+            <w:tcW w:type="dxa" w:w="2160"/>
+          </w:tcPr>
+          <w:p>
+            <w:r>
+              <w:rPr>
+                <w:rFonts w:ascii="Yu Gothic" w:hAnsi="Yu Gothic" w:eastAsia="Yu Gothic"/>
+                <w:sz w:val="20"/>
+              </w:rPr>
+              <w:t>円以下</w:t>
+            </w:r>
+          </w:p>
+        </w:tc>
+      </w:tr>
+      <w:tr>
+        <w:tc>
+          <w:tcPr>
+            <w:tcW w:type="dxa" w:w="2160"/>
+          </w:tcPr>
+          <w:p>
+            <w:r>
+              <w:rPr>
+                <w:rFonts w:ascii="Yu Gothic" w:hAnsi="Yu Gothic" w:eastAsia="Yu Gothic"/>
+                <w:sz w:val="20"/>
+              </w:rPr>
+              <w:t>フライヤー</w:t>
+            </w:r>
+          </w:p>
+        </w:tc>
+        <w:tc>
+          <w:tcPr>
+            <w:tcW w:type="dxa" w:w="2160"/>
+          </w:tcPr>
+          <w:p>
+            <w:r>
+              <w:rPr>
+                <w:rFonts w:ascii="Yu Gothic" w:hAnsi="Yu Gothic" w:eastAsia="Yu Gothic"/>
+                <w:sz w:val="20"/>
+              </w:rPr>
+              <w:t>日別販売数</w:t>
+            </w:r>
+          </w:p>
+        </w:tc>
+        <w:tc>
+          <w:tcPr>
+            <w:tcW w:type="dxa" w:w="2160"/>
+          </w:tcPr>
+          <w:p>
+            <w:r>
+              <w:rPr>
+                <w:rFonts w:ascii="Yu Gothic" w:hAnsi="Yu Gothic" w:eastAsia="Yu Gothic"/>
+                <w:sz w:val="20"/>
+              </w:rPr>
+            </w:r>
+          </w:p>
+        </w:tc>
+        <w:tc>
+          <w:tcPr>
+            <w:tcW w:type="dxa" w:w="2160"/>
+          </w:tcPr>
+          <w:p>
+            <w:r>
+              <w:rPr>
+                <w:rFonts w:ascii="Yu Gothic" w:hAnsi="Yu Gothic" w:eastAsia="Yu Gothic"/>
+                <w:sz w:val="20"/>
+              </w:rPr>
+              <w:t>個</w:t>
+            </w:r>
+          </w:p>
+        </w:tc>
+      </w:tr>
+      <w:tr>
+        <w:tc>
+          <w:tcPr>
+            <w:tcW w:type="dxa" w:w="2160"/>
+          </w:tcPr>
+          <w:p>
+            <w:r>
+              <w:rPr>
+                <w:rFonts w:ascii="Yu Gothic" w:hAnsi="Yu Gothic" w:eastAsia="Yu Gothic"/>
+                <w:sz w:val="20"/>
+              </w:rPr>
               <w:t>全体</w:t>
             </w:r>
           </w:p>
@@ -782,17 +1001,6 @@
         </w:tc>
       </w:tr>
     </w:tbl>
-    <w:p/>
-    <w:p>
-      <w:r>
-        <w:rPr>
-          <w:rFonts w:ascii="Yu Gothic" w:hAnsi="Yu Gothic" w:eastAsia="Yu Gothic"/>
-          <w:color w:val="2E7D32"/>
-          <w:sz w:val="18"/>
-        </w:rPr>
-        <w:t>※「日曜の廃棄・土日の発注見直し」は原案メモが途中までのため、全文の確定後にさらに具体化します。</w:t>
-      </w:r>
-    </w:p>
     <w:sectPr>
       <w:pgSz w:w="12240" w:h="15840"/>
       <w:pgMar w:top="1440" w:right="1800" w:bottom="1440" w:left="1800" w:header="720" w:footer="720" w:gutter="0"/>

--- a/仲町台店_コンサル提案書.docx
+++ b/仲町台店_コンサル提案書.docx
@@ -2,610 +2,2102 @@
 <file path=word/document.xml><?xml version="1.0" encoding="utf-8"?>
 <w:document xmlns:wpc="http://schemas.microsoft.com/office/word/2010/wordprocessingCanvas" xmlns:mo="http://schemas.microsoft.com/office/mac/office/2008/main" xmlns:mc="http://schemas.openxmlformats.org/markup-compatibility/2006" xmlns:mv="urn:schemas-microsoft-com:mac:vml" xmlns:o="urn:schemas-microsoft-com:office:office" xmlns:r="http://schemas.openxmlformats.org/officeDocument/2006/relationships" xmlns:m="http://schemas.openxmlformats.org/officeDocument/2006/math" xmlns:v="urn:schemas-microsoft-com:vml" xmlns:wp14="http://schemas.microsoft.com/office/word/2010/wordprocessingDrawing" xmlns:wp="http://schemas.openxmlformats.org/drawingml/2006/wordprocessingDrawing" xmlns:w10="urn:schemas-microsoft-com:office:word" xmlns:w="http://schemas.openxmlformats.org/wordprocessingml/2006/main" xmlns:w14="http://schemas.microsoft.com/office/word/2010/wordml" xmlns:wpg="http://schemas.microsoft.com/office/word/2010/wordprocessingGroup" xmlns:wpi="http://schemas.microsoft.com/office/word/2010/wordprocessingInk" xmlns:wne="http://schemas.microsoft.com/office/word/2006/wordml" xmlns:wps="http://schemas.microsoft.com/office/word/2010/wordprocessingShape" mc:Ignorable="w14 wp14">
   <w:body>
+    <w:tbl>
+      <w:tblPr>
+        <w:tblW w:type="auto" w:w="0"/>
+        <w:jc w:val="center"/>
+        <w:tblLook w:firstColumn="1" w:firstRow="1" w:lastColumn="0" w:lastRow="0" w:noHBand="0" w:noVBand="1" w:val="04A0"/>
+        <w:tblBorders>
+          <w:top w:val="none"/>
+          <w:left w:val="none"/>
+          <w:bottom w:val="none"/>
+          <w:right w:val="none"/>
+          <w:insideH w:val="none"/>
+          <w:insideV w:val="none"/>
+        </w:tblBorders>
+      </w:tblPr>
+      <w:tblGrid>
+        <w:gridCol w:w="10200"/>
+      </w:tblGrid>
+      <w:tr>
+        <w:tc>
+          <w:tcPr>
+            <w:tcW w:type="dxa" w:w="10200"/>
+            <w:shd w:val="clear" w:color="auto" w:fill="1F3B5C"/>
+            <w:tcMar>
+              <w:top w:w="200" w:type="dxa"/>
+              <w:bottom w:w="200" w:type="dxa"/>
+              <w:start w:w="200" w:type="dxa"/>
+              <w:end w:w="200" w:type="dxa"/>
+            </w:tcMar>
+          </w:tcPr>
+          <w:p>
+            <w:pPr>
+              <w:spacing w:after="0" w:before="0"/>
+              <w:jc w:val="center"/>
+            </w:pPr>
+            <w:r>
+              <w:rPr>
+                <w:rFonts w:ascii="Yu Gothic" w:hAnsi="Yu Gothic" w:eastAsia="Yu Gothic"/>
+                <w:b/>
+                <w:color w:val="FFFFFF"/>
+                <w:sz w:val="40"/>
+              </w:rPr>
+              <w:t>仲町台店　売場改善コンサルティング提案書</w:t>
+            </w:r>
+          </w:p>
+          <w:p>
+            <w:pPr>
+              <w:spacing w:after="0" w:before="80"/>
+              <w:jc w:val="center"/>
+            </w:pPr>
+            <w:r>
+              <w:rPr>
+                <w:rFonts w:ascii="Yu Gothic" w:hAnsi="Yu Gothic" w:eastAsia="Yu Gothic"/>
+                <w:b w:val="0"/>
+                <w:color w:val="C7D6E8"/>
+                <w:sz w:val="22"/>
+              </w:rPr>
+              <w:t>― 弁当依存からの脱却と、時間帯別売場の立て直し ―</w:t>
+            </w:r>
+          </w:p>
+        </w:tc>
+      </w:tr>
+    </w:tbl>
     <w:p>
       <w:pPr>
-        <w:jc w:val="center"/>
-      </w:pPr>
-      <w:r>
-        <w:rPr>
-          <w:rFonts w:ascii="Yu Gothic" w:hAnsi="Yu Gothic" w:eastAsia="Yu Gothic"/>
-          <w:b/>
-          <w:color w:val="1F3B5C"/>
-          <w:sz w:val="36"/>
-        </w:rPr>
-        <w:t>仲町台店　売場改善コンサルティング提案書</w:t>
-      </w:r>
-    </w:p>
-    <w:p>
-      <w:pPr>
-        <w:jc w:val="center"/>
-      </w:pPr>
-      <w:r>
-        <w:rPr>
-          <w:rFonts w:ascii="Yu Gothic" w:hAnsi="Yu Gothic" w:eastAsia="Yu Gothic"/>
-          <w:b w:val="0"/>
-          <w:color w:val="2E7D32"/>
-          <w:sz w:val="22"/>
-        </w:rPr>
-        <w:t>～ 弁当依存からの脱却と時間帯別売場の立て直し ～</w:t>
-      </w:r>
-    </w:p>
-    <w:p>
-      <w:pPr>
+        <w:spacing w:before="80"/>
         <w:jc w:val="right"/>
       </w:pPr>
       <w:r>
         <w:rPr>
           <w:rFonts w:ascii="Yu Gothic" w:hAnsi="Yu Gothic" w:eastAsia="Yu Gothic"/>
+          <w:color w:val="666666"/>
           <w:sz w:val="18"/>
         </w:rPr>
-        <w:t>原案：仲町台店　小泉店長　／　ブラッシュアップ版　　作成日：2026年6月7日</w:t>
+        <w:t>原案：仲町台店 小泉店長　／　ブラッシュアップ版　　作成日：2026年6月7日</w:t>
       </w:r>
     </w:p>
-    <w:p/>
     <w:p>
       <w:pPr>
-        <w:spacing w:before="200" w:after="80"/>
+        <w:spacing w:after="0" w:before="0"/>
       </w:pPr>
       <w:r>
         <w:rPr>
           <w:rFonts w:ascii="Yu Gothic" w:hAnsi="Yu Gothic" w:eastAsia="Yu Gothic"/>
-          <w:b/>
-          <w:color w:val="1F3B5C"/>
-          <w:sz w:val="26"/>
+          <w:sz w:val="8"/>
         </w:rPr>
-        <w:t>■ 全体方針</w:t>
       </w:r>
     </w:p>
+    <w:tbl>
+      <w:tblPr>
+        <w:tblW w:type="auto" w:w="0"/>
+        <w:tblLook w:firstColumn="1" w:firstRow="1" w:lastColumn="0" w:lastRow="0" w:noHBand="0" w:noVBand="1" w:val="04A0"/>
+        <w:tblBorders>
+          <w:top w:val="none"/>
+          <w:left w:val="none"/>
+          <w:bottom w:val="none"/>
+          <w:right w:val="none"/>
+          <w:insideH w:val="none"/>
+          <w:insideV w:val="none"/>
+        </w:tblBorders>
+      </w:tblPr>
+      <w:tblGrid>
+        <w:gridCol w:w="10200"/>
+      </w:tblGrid>
+      <w:tr>
+        <w:tc>
+          <w:tcPr>
+            <w:tcW w:type="dxa" w:w="10200"/>
+            <w:shd w:val="clear" w:color="auto" w:fill="EEF1F5"/>
+            <w:tcBorders>
+              <w:top w:val="single" w:sz="4" w:space="0" w:color="1F3B5C"/>
+              <w:left w:val="single" w:sz="4" w:space="0" w:color="1F3B5C"/>
+              <w:bottom w:val="single" w:sz="4" w:space="0" w:color="1F3B5C"/>
+              <w:right w:val="single" w:sz="4" w:space="0" w:color="1F3B5C"/>
+            </w:tcBorders>
+            <w:tcMar>
+              <w:top w:w="140" w:type="dxa"/>
+              <w:bottom w:w="140" w:type="dxa"/>
+              <w:start w:w="160" w:type="dxa"/>
+              <w:end w:w="160" w:type="dxa"/>
+            </w:tcMar>
+          </w:tcPr>
+          <w:p>
+            <w:pPr>
+              <w:spacing w:after="0" w:before="0"/>
+            </w:pPr>
+            <w:r>
+              <w:rPr>
+                <w:rFonts w:ascii="Yu Gothic" w:hAnsi="Yu Gothic" w:eastAsia="Yu Gothic"/>
+                <w:b/>
+                <w:color w:val="1F3B5C"/>
+                <w:sz w:val="24"/>
+              </w:rPr>
+              <w:t>🎯 全体方針</w:t>
+            </w:r>
+          </w:p>
+          <w:p>
+            <w:pPr>
+              <w:spacing w:after="0" w:before="80"/>
+            </w:pPr>
+            <w:r>
+              <w:rPr>
+                <w:rFonts w:ascii="Yu Gothic" w:hAnsi="Yu Gothic" w:eastAsia="Yu Gothic"/>
+                <w:b w:val="0"/>
+                <w:sz w:val="21"/>
+              </w:rPr>
+              <w:t>沈んでいる弁当を無理に伸ばすのではなく、獅子ヶ谷店の成功パターン（弁当を絞り、チルド弁当・調理麺の売場を拡大）を仲町台店へ横展開する。「勝ち筋に乗せる」判断を軸に、時間帯別（朝帯・夜帯）の立て直しと発注精度の向上を並行して進める。</w:t>
+            </w:r>
+          </w:p>
+        </w:tc>
+      </w:tr>
+    </w:tbl>
     <w:p>
       <w:pPr>
-        <w:spacing w:after="60"/>
+        <w:spacing w:after="0" w:before="0"/>
       </w:pPr>
       <w:r>
         <w:rPr>
           <w:rFonts w:ascii="Yu Gothic" w:hAnsi="Yu Gothic" w:eastAsia="Yu Gothic"/>
-          <w:b w:val="0"/>
-          <w:sz w:val="21"/>
+          <w:sz w:val="12"/>
         </w:rPr>
-        <w:t>沈んでいる弁当を無理に伸ばす方向ではなく、獅子ヶ谷店の成功パターン（弁当を絞り、チルド弁当・調理麺の売場を拡大する）を仲町台店へ横展開する。「勝ち筋に乗せる」判断を軸に、時間帯別（朝帯・夜帯）の立て直しと発注精度の向上を並行して進める。</w:t>
       </w:r>
     </w:p>
+    <w:tbl>
+      <w:tblPr>
+        <w:tblW w:type="auto" w:w="0"/>
+        <w:tblLook w:firstColumn="1" w:firstRow="1" w:lastColumn="0" w:lastRow="0" w:noHBand="0" w:noVBand="1" w:val="04A0"/>
+        <w:tblBorders>
+          <w:top w:val="none"/>
+          <w:left w:val="none"/>
+          <w:bottom w:val="none"/>
+          <w:right w:val="none"/>
+          <w:insideH w:val="none"/>
+          <w:insideV w:val="none"/>
+        </w:tblBorders>
+      </w:tblPr>
+      <w:tblGrid>
+        <w:gridCol w:w="624"/>
+        <w:gridCol w:w="9071"/>
+      </w:tblGrid>
+      <w:tr>
+        <w:tc>
+          <w:tcPr>
+            <w:tcW w:type="dxa" w:w="5100"/>
+            <w:shd w:val="clear" w:color="auto" w:fill="1F3B5C"/>
+            <w:tcMar>
+              <w:top w:w="40" w:type="dxa"/>
+              <w:bottom w:w="40" w:type="dxa"/>
+              <w:start w:w="40" w:type="dxa"/>
+              <w:end w:w="40" w:type="dxa"/>
+            </w:tcMar>
+            <w:vAlign w:val="center"/>
+          </w:tcPr>
+          <w:p>
+            <w:pPr>
+              <w:spacing w:after="0" w:before="0"/>
+              <w:jc w:val="center"/>
+            </w:pPr>
+            <w:r>
+              <w:rPr>
+                <w:rFonts w:ascii="Yu Gothic" w:hAnsi="Yu Gothic" w:eastAsia="Yu Gothic"/>
+                <w:b/>
+                <w:color w:val="FFFFFF"/>
+                <w:sz w:val="28"/>
+              </w:rPr>
+              <w:t>1</w:t>
+            </w:r>
+          </w:p>
+        </w:tc>
+        <w:tc>
+          <w:tcPr>
+            <w:tcW w:type="dxa" w:w="5100"/>
+            <w:shd w:val="clear" w:color="auto" w:fill="2E5E8C"/>
+            <w:tcMar>
+              <w:top w:w="60" w:type="dxa"/>
+              <w:bottom w:w="60" w:type="dxa"/>
+              <w:start w:w="160" w:type="dxa"/>
+              <w:end w:w="60" w:type="dxa"/>
+            </w:tcMar>
+            <w:vAlign w:val="center"/>
+          </w:tcPr>
+          <w:p>
+            <w:pPr>
+              <w:spacing w:after="0" w:before="0"/>
+            </w:pPr>
+            <w:r>
+              <w:rPr>
+                <w:rFonts w:ascii="Yu Gothic" w:hAnsi="Yu Gothic" w:eastAsia="Yu Gothic"/>
+                <w:b/>
+                <w:color w:val="FFFFFF"/>
+                <w:sz w:val="25"/>
+              </w:rPr>
+              <w:t>基本方針：弁当 → チルド弁当・調理麺へのシフト</w:t>
+            </w:r>
+          </w:p>
+        </w:tc>
+      </w:tr>
+    </w:tbl>
+    <w:tbl>
+      <w:tblPr>
+        <w:tblW w:type="auto" w:w="0"/>
+        <w:tblLook w:firstColumn="1" w:firstRow="1" w:lastColumn="0" w:lastRow="0" w:noHBand="0" w:noVBand="1" w:val="04A0"/>
+        <w:tblBorders>
+          <w:top w:val="none"/>
+          <w:left w:val="none"/>
+          <w:bottom w:val="none"/>
+          <w:right w:val="none"/>
+          <w:insideH w:val="none"/>
+          <w:insideV w:val="none"/>
+        </w:tblBorders>
+      </w:tblPr>
+      <w:tblGrid>
+        <w:gridCol w:w="10200"/>
+      </w:tblGrid>
+      <w:tr>
+        <w:tc>
+          <w:tcPr>
+            <w:tcW w:type="dxa" w:w="10200"/>
+            <w:shd w:val="clear" w:color="auto" w:fill="EEF1F5"/>
+            <w:tcBorders>
+              <w:top w:val="single" w:sz="4" w:space="0" w:color="C9D3DF"/>
+              <w:left w:val="single" w:sz="4" w:space="0" w:color="C9D3DF"/>
+              <w:bottom w:val="single" w:sz="4" w:space="0" w:color="C9D3DF"/>
+              <w:right w:val="single" w:sz="4" w:space="0" w:color="C9D3DF"/>
+            </w:tcBorders>
+            <w:tcMar>
+              <w:top w:w="80" w:type="dxa"/>
+              <w:bottom w:w="80" w:type="dxa"/>
+              <w:start w:w="160" w:type="dxa"/>
+              <w:end w:w="140" w:type="dxa"/>
+            </w:tcMar>
+          </w:tcPr>
+          <w:p>
+            <w:pPr>
+              <w:spacing w:after="0" w:before="0"/>
+            </w:pPr>
+            <w:r>
+              <w:rPr>
+                <w:rFonts w:ascii="Yu Gothic" w:hAnsi="Yu Gothic" w:eastAsia="Yu Gothic"/>
+                <w:b/>
+                <w:color w:val="555555"/>
+                <w:sz w:val="19"/>
+              </w:rPr>
+              <w:t>📋 店長原案</w:t>
+            </w:r>
+          </w:p>
+          <w:p>
+            <w:pPr>
+              <w:spacing w:after="0" w:before="40"/>
+            </w:pPr>
+            <w:r>
+              <w:rPr>
+                <w:rFonts w:ascii="Yu Gothic" w:hAnsi="Yu Gothic" w:eastAsia="Yu Gothic"/>
+                <w:b w:val="0"/>
+                <w:sz w:val="21"/>
+              </w:rPr>
+              <w:t>沈む弁当を伸ばすのではなく、獅子ヶ谷のように弁当を縮め、チルド弁当・調理麺の売場を伸ばす。</w:t>
+            </w:r>
+          </w:p>
+        </w:tc>
+      </w:tr>
+    </w:tbl>
+    <w:tbl>
+      <w:tblPr>
+        <w:tblW w:type="auto" w:w="0"/>
+        <w:tblLook w:firstColumn="1" w:firstRow="1" w:lastColumn="0" w:lastRow="0" w:noHBand="0" w:noVBand="1" w:val="04A0"/>
+        <w:tblBorders>
+          <w:top w:val="none"/>
+          <w:left w:val="none"/>
+          <w:bottom w:val="none"/>
+          <w:right w:val="none"/>
+          <w:insideH w:val="none"/>
+          <w:insideV w:val="none"/>
+        </w:tblBorders>
+      </w:tblPr>
+      <w:tblGrid>
+        <w:gridCol w:w="10200"/>
+      </w:tblGrid>
+      <w:tr>
+        <w:tc>
+          <w:tcPr>
+            <w:tcW w:type="dxa" w:w="10200"/>
+            <w:shd w:val="clear" w:color="auto" w:fill="E6F4EA"/>
+            <w:tcBorders>
+              <w:top w:val="single" w:sz="4" w:space="0" w:color="B7DFC2"/>
+              <w:left w:val="single" w:sz="4" w:space="0" w:color="B7DFC2"/>
+              <w:bottom w:val="single" w:sz="4" w:space="0" w:color="B7DFC2"/>
+              <w:right w:val="single" w:sz="4" w:space="0" w:color="B7DFC2"/>
+            </w:tcBorders>
+            <w:tcMar>
+              <w:top w:w="80" w:type="dxa"/>
+              <w:bottom w:w="80" w:type="dxa"/>
+              <w:start w:w="160" w:type="dxa"/>
+              <w:end w:w="140" w:type="dxa"/>
+            </w:tcMar>
+          </w:tcPr>
+          <w:p>
+            <w:pPr>
+              <w:spacing w:after="0" w:before="0"/>
+            </w:pPr>
+            <w:r>
+              <w:rPr>
+                <w:rFonts w:ascii="Yu Gothic" w:hAnsi="Yu Gothic" w:eastAsia="Yu Gothic"/>
+                <w:b/>
+                <w:color w:val="2E7D32"/>
+                <w:sz w:val="19"/>
+              </w:rPr>
+              <w:t>✨ 追記・ブラッシュアップ</w:t>
+            </w:r>
+          </w:p>
+          <w:p>
+            <w:pPr>
+              <w:spacing w:after="40"/>
+              <w:ind w:left="283" w:hanging="227"/>
+            </w:pPr>
+            <w:r>
+              <w:rPr>
+                <w:rFonts w:ascii="Yu Gothic" w:hAnsi="Yu Gothic" w:eastAsia="Yu Gothic"/>
+                <w:b/>
+                <w:color w:val="2E7D32"/>
+                <w:sz w:val="21"/>
+              </w:rPr>
+              <w:t xml:space="preserve">▸ </w:t>
+            </w:r>
+            <w:r>
+              <w:rPr>
+                <w:rFonts w:ascii="Yu Gothic" w:hAnsi="Yu Gothic" w:eastAsia="Yu Gothic"/>
+                <w:sz w:val="21"/>
+              </w:rPr>
+              <w:t>「縮める」前に根拠数値を取る。弁当の時間帯別販売数・廃棄数・売価値入を1～2週間ログ化し、削る分類・フェイスを数字で決定する。</w:t>
+            </w:r>
+          </w:p>
+          <w:p>
+            <w:pPr>
+              <w:spacing w:after="40"/>
+              <w:ind w:left="283" w:hanging="227"/>
+            </w:pPr>
+            <w:r>
+              <w:rPr>
+                <w:rFonts w:ascii="Yu Gothic" w:hAnsi="Yu Gothic" w:eastAsia="Yu Gothic"/>
+                <w:b/>
+                <w:color w:val="2E7D32"/>
+                <w:sz w:val="21"/>
+              </w:rPr>
+              <w:t xml:space="preserve">▸ </w:t>
+            </w:r>
+            <w:r>
+              <w:rPr>
+                <w:rFonts w:ascii="Yu Gothic" w:hAnsi="Yu Gothic" w:eastAsia="Yu Gothic"/>
+                <w:sz w:val="21"/>
+              </w:rPr>
+              <w:t>置き換え後の売場割（什器の段数）を先に図面化。弁当を◯フェイス減らし、チルド弁当◯／調理麺◯へ振り替える棚割を確定してから発注を動かす。</w:t>
+            </w:r>
+          </w:p>
+          <w:p>
+            <w:pPr>
+              <w:spacing w:after="40"/>
+              <w:ind w:left="283" w:hanging="227"/>
+            </w:pPr>
+            <w:r>
+              <w:rPr>
+                <w:rFonts w:ascii="Yu Gothic" w:hAnsi="Yu Gothic" w:eastAsia="Yu Gothic"/>
+                <w:b/>
+                <w:color w:val="2E7D32"/>
+                <w:sz w:val="21"/>
+              </w:rPr>
+              <w:t xml:space="preserve">▸ </w:t>
+            </w:r>
+            <w:r>
+              <w:rPr>
+                <w:rFonts w:ascii="Yu Gothic" w:hAnsi="Yu Gothic" w:eastAsia="Yu Gothic"/>
+                <w:sz w:val="21"/>
+              </w:rPr>
+              <w:t>獅子ヶ谷との差分を確認。立地（仲町台＝住宅＋通勤客・駅近）の違いを踏まえ、丸コピーせずチルド構成比を仲町台向けに微調整する。</w:t>
+            </w:r>
+          </w:p>
+        </w:tc>
+      </w:tr>
+    </w:tbl>
     <w:p>
       <w:pPr>
-        <w:spacing w:before="200" w:after="80"/>
+        <w:spacing w:after="0" w:before="0"/>
       </w:pPr>
       <w:r>
         <w:rPr>
           <w:rFonts w:ascii="Yu Gothic" w:hAnsi="Yu Gothic" w:eastAsia="Yu Gothic"/>
-          <w:b/>
-          <w:color w:val="1F3B5C"/>
-          <w:sz w:val="26"/>
+          <w:sz w:val="12"/>
         </w:rPr>
-        <w:t>1. 基本方針：弁当 → チルド弁当・調理麺へのシフト</w:t>
       </w:r>
     </w:p>
+    <w:tbl>
+      <w:tblPr>
+        <w:tblW w:type="auto" w:w="0"/>
+        <w:tblLook w:firstColumn="1" w:firstRow="1" w:lastColumn="0" w:lastRow="0" w:noHBand="0" w:noVBand="1" w:val="04A0"/>
+        <w:tblBorders>
+          <w:top w:val="none"/>
+          <w:left w:val="none"/>
+          <w:bottom w:val="none"/>
+          <w:right w:val="none"/>
+          <w:insideH w:val="none"/>
+          <w:insideV w:val="none"/>
+        </w:tblBorders>
+      </w:tblPr>
+      <w:tblGrid>
+        <w:gridCol w:w="624"/>
+        <w:gridCol w:w="9071"/>
+      </w:tblGrid>
+      <w:tr>
+        <w:tc>
+          <w:tcPr>
+            <w:tcW w:type="dxa" w:w="5100"/>
+            <w:shd w:val="clear" w:color="auto" w:fill="1F3B5C"/>
+            <w:tcMar>
+              <w:top w:w="40" w:type="dxa"/>
+              <w:bottom w:w="40" w:type="dxa"/>
+              <w:start w:w="40" w:type="dxa"/>
+              <w:end w:w="40" w:type="dxa"/>
+            </w:tcMar>
+            <w:vAlign w:val="center"/>
+          </w:tcPr>
+          <w:p>
+            <w:pPr>
+              <w:spacing w:after="0" w:before="0"/>
+              <w:jc w:val="center"/>
+            </w:pPr>
+            <w:r>
+              <w:rPr>
+                <w:rFonts w:ascii="Yu Gothic" w:hAnsi="Yu Gothic" w:eastAsia="Yu Gothic"/>
+                <w:b/>
+                <w:color w:val="FFFFFF"/>
+                <w:sz w:val="28"/>
+              </w:rPr>
+              <w:t>2</w:t>
+            </w:r>
+          </w:p>
+        </w:tc>
+        <w:tc>
+          <w:tcPr>
+            <w:tcW w:type="dxa" w:w="5100"/>
+            <w:shd w:val="clear" w:color="auto" w:fill="2E5E8C"/>
+            <w:tcMar>
+              <w:top w:w="60" w:type="dxa"/>
+              <w:bottom w:w="60" w:type="dxa"/>
+              <w:start w:w="160" w:type="dxa"/>
+              <w:end w:w="60" w:type="dxa"/>
+            </w:tcMar>
+            <w:vAlign w:val="center"/>
+          </w:tcPr>
+          <w:p>
+            <w:pPr>
+              <w:spacing w:after="0" w:before="0"/>
+            </w:pPr>
+            <w:r>
+              <w:rPr>
+                <w:rFonts w:ascii="Yu Gothic" w:hAnsi="Yu Gothic" w:eastAsia="Yu Gothic"/>
+                <w:b/>
+                <w:color w:val="FFFFFF"/>
+                <w:sz w:val="25"/>
+              </w:rPr>
+              <w:t>朝帯の立て直し</w:t>
+            </w:r>
+          </w:p>
+        </w:tc>
+      </w:tr>
+    </w:tbl>
+    <w:tbl>
+      <w:tblPr>
+        <w:tblW w:type="auto" w:w="0"/>
+        <w:tblLook w:firstColumn="1" w:firstRow="1" w:lastColumn="0" w:lastRow="0" w:noHBand="0" w:noVBand="1" w:val="04A0"/>
+        <w:tblBorders>
+          <w:top w:val="none"/>
+          <w:left w:val="none"/>
+          <w:bottom w:val="none"/>
+          <w:right w:val="none"/>
+          <w:insideH w:val="none"/>
+          <w:insideV w:val="none"/>
+        </w:tblBorders>
+      </w:tblPr>
+      <w:tblGrid>
+        <w:gridCol w:w="10200"/>
+      </w:tblGrid>
+      <w:tr>
+        <w:tc>
+          <w:tcPr>
+            <w:tcW w:type="dxa" w:w="10200"/>
+            <w:shd w:val="clear" w:color="auto" w:fill="EEF1F5"/>
+            <w:tcBorders>
+              <w:top w:val="single" w:sz="4" w:space="0" w:color="C9D3DF"/>
+              <w:left w:val="single" w:sz="4" w:space="0" w:color="C9D3DF"/>
+              <w:bottom w:val="single" w:sz="4" w:space="0" w:color="C9D3DF"/>
+              <w:right w:val="single" w:sz="4" w:space="0" w:color="C9D3DF"/>
+            </w:tcBorders>
+            <w:tcMar>
+              <w:top w:w="80" w:type="dxa"/>
+              <w:bottom w:w="80" w:type="dxa"/>
+              <w:start w:w="160" w:type="dxa"/>
+              <w:end w:w="140" w:type="dxa"/>
+            </w:tcMar>
+          </w:tcPr>
+          <w:p>
+            <w:pPr>
+              <w:spacing w:after="0" w:before="0"/>
+            </w:pPr>
+            <w:r>
+              <w:rPr>
+                <w:rFonts w:ascii="Yu Gothic" w:hAnsi="Yu Gothic" w:eastAsia="Yu Gothic"/>
+                <w:b/>
+                <w:color w:val="555555"/>
+                <w:sz w:val="19"/>
+              </w:rPr>
+              <w:t>📋 店長原案</w:t>
+            </w:r>
+          </w:p>
+          <w:p>
+            <w:pPr>
+              <w:spacing w:after="0" w:before="40"/>
+            </w:pPr>
+            <w:r>
+              <w:rPr>
+                <w:rFonts w:ascii="Yu Gothic" w:hAnsi="Yu Gothic" w:eastAsia="Yu Gothic"/>
+                <w:b w:val="0"/>
+                <w:sz w:val="21"/>
+              </w:rPr>
+              <w:t>おにぎり・サンド等のアイテム見直し、売場拡充、フェイスアップの徹底。ブリトーセール等で朝の販売を伸ばす。レジ前でプライチの小物チョコ等を展開しプラスワンを目指す。フライヤーの品揃え確認。</w:t>
+            </w:r>
+          </w:p>
+        </w:tc>
+      </w:tr>
+    </w:tbl>
+    <w:tbl>
+      <w:tblPr>
+        <w:tblW w:type="auto" w:w="0"/>
+        <w:tblLook w:firstColumn="1" w:firstRow="1" w:lastColumn="0" w:lastRow="0" w:noHBand="0" w:noVBand="1" w:val="04A0"/>
+        <w:tblBorders>
+          <w:top w:val="none"/>
+          <w:left w:val="none"/>
+          <w:bottom w:val="none"/>
+          <w:right w:val="none"/>
+          <w:insideH w:val="none"/>
+          <w:insideV w:val="none"/>
+        </w:tblBorders>
+      </w:tblPr>
+      <w:tblGrid>
+        <w:gridCol w:w="10200"/>
+      </w:tblGrid>
+      <w:tr>
+        <w:tc>
+          <w:tcPr>
+            <w:tcW w:type="dxa" w:w="10200"/>
+            <w:shd w:val="clear" w:color="auto" w:fill="E6F4EA"/>
+            <w:tcBorders>
+              <w:top w:val="single" w:sz="4" w:space="0" w:color="B7DFC2"/>
+              <w:left w:val="single" w:sz="4" w:space="0" w:color="B7DFC2"/>
+              <w:bottom w:val="single" w:sz="4" w:space="0" w:color="B7DFC2"/>
+              <w:right w:val="single" w:sz="4" w:space="0" w:color="B7DFC2"/>
+            </w:tcBorders>
+            <w:tcMar>
+              <w:top w:w="80" w:type="dxa"/>
+              <w:bottom w:w="80" w:type="dxa"/>
+              <w:start w:w="160" w:type="dxa"/>
+              <w:end w:w="140" w:type="dxa"/>
+            </w:tcMar>
+          </w:tcPr>
+          <w:p>
+            <w:pPr>
+              <w:spacing w:after="0" w:before="0"/>
+            </w:pPr>
+            <w:r>
+              <w:rPr>
+                <w:rFonts w:ascii="Yu Gothic" w:hAnsi="Yu Gothic" w:eastAsia="Yu Gothic"/>
+                <w:b/>
+                <w:color w:val="2E7D32"/>
+                <w:sz w:val="19"/>
+              </w:rPr>
+              <w:t>✨ 追記・ブラッシュアップ</w:t>
+            </w:r>
+          </w:p>
+          <w:p>
+            <w:pPr>
+              <w:spacing w:after="40"/>
+              <w:ind w:left="283" w:hanging="227"/>
+            </w:pPr>
+            <w:r>
+              <w:rPr>
+                <w:rFonts w:ascii="Yu Gothic" w:hAnsi="Yu Gothic" w:eastAsia="Yu Gothic"/>
+                <w:b/>
+                <w:color w:val="2E7D32"/>
+                <w:sz w:val="21"/>
+              </w:rPr>
+              <w:t xml:space="preserve">▸ </w:t>
+            </w:r>
+            <w:r>
+              <w:rPr>
+                <w:rFonts w:ascii="Yu Gothic" w:hAnsi="Yu Gothic" w:eastAsia="Yu Gothic"/>
+                <w:sz w:val="21"/>
+              </w:rPr>
+              <w:t>フェイスアップを時間帯ルール化。朝ピーク前（例 6:30／7:30／8:30）の前出し・補充を時間指定でルーティン化し作業割当表へ。</w:t>
+            </w:r>
+          </w:p>
+          <w:p>
+            <w:pPr>
+              <w:spacing w:after="40"/>
+              <w:ind w:left="283" w:hanging="227"/>
+            </w:pPr>
+            <w:r>
+              <w:rPr>
+                <w:rFonts w:ascii="Yu Gothic" w:hAnsi="Yu Gothic" w:eastAsia="Yu Gothic"/>
+                <w:b/>
+                <w:color w:val="2E7D32"/>
+                <w:sz w:val="21"/>
+              </w:rPr>
+              <w:t xml:space="preserve">▸ </w:t>
+            </w:r>
+            <w:r>
+              <w:rPr>
+                <w:rFonts w:ascii="Yu Gothic" w:hAnsi="Yu Gothic" w:eastAsia="Yu Gothic"/>
+                <w:sz w:val="21"/>
+              </w:rPr>
+              <w:t>プラスワンを具体化。レジ前プライチに加え「コーヒー＋ベーカリー」「おにぎり＋汁物」のセット声掛け。コーヒーマシン稼働率は客単価に直結。</w:t>
+            </w:r>
+          </w:p>
+          <w:p>
+            <w:pPr>
+              <w:spacing w:after="40"/>
+              <w:ind w:left="283" w:hanging="227"/>
+            </w:pPr>
+            <w:r>
+              <w:rPr>
+                <w:rFonts w:ascii="Yu Gothic" w:hAnsi="Yu Gothic" w:eastAsia="Yu Gothic"/>
+                <w:b/>
+                <w:color w:val="2E7D32"/>
+                <w:sz w:val="21"/>
+              </w:rPr>
+              <w:t xml:space="preserve">▸ </w:t>
+            </w:r>
+            <w:r>
+              <w:rPr>
+                <w:rFonts w:ascii="Yu Gothic" w:hAnsi="Yu Gothic" w:eastAsia="Yu Gothic"/>
+                <w:sz w:val="21"/>
+              </w:rPr>
+              <w:t>ホットスナックは焼き上がり時刻を見える化。朝ピークに合わせ逆算し、POP（焼きたて時刻）で誘導。</w:t>
+            </w:r>
+          </w:p>
+          <w:p>
+            <w:pPr>
+              <w:spacing w:after="40"/>
+              <w:ind w:left="283" w:hanging="227"/>
+            </w:pPr>
+            <w:r>
+              <w:rPr>
+                <w:rFonts w:ascii="Yu Gothic" w:hAnsi="Yu Gothic" w:eastAsia="Yu Gothic"/>
+                <w:b/>
+                <w:color w:val="2E7D32"/>
+                <w:sz w:val="21"/>
+              </w:rPr>
+              <w:t xml:space="preserve">▸ </w:t>
+            </w:r>
+            <w:r>
+              <w:rPr>
+                <w:rFonts w:ascii="Yu Gothic" w:hAnsi="Yu Gothic" w:eastAsia="Yu Gothic"/>
+                <w:sz w:val="21"/>
+              </w:rPr>
+              <w:t>欠品ゼロを最優先。主力おにぎり・サンドの基準在庫を引き上げ、朝便基準で発注を見直す。</w:t>
+            </w:r>
+          </w:p>
+        </w:tc>
+      </w:tr>
+    </w:tbl>
     <w:p>
       <w:pPr>
-        <w:spacing w:after="60"/>
+        <w:spacing w:after="0" w:before="0"/>
       </w:pPr>
       <w:r>
         <w:rPr>
           <w:rFonts w:ascii="Yu Gothic" w:hAnsi="Yu Gothic" w:eastAsia="Yu Gothic"/>
-          <w:b/>
-          <w:sz w:val="21"/>
+          <w:sz w:val="12"/>
         </w:rPr>
-        <w:t>原案（小泉店長）：沈む弁当を伸ばすのではなく、獅子ヶ谷のように弁当を縮め、チルド弁当・調理麺の売場を伸ばす。</w:t>
       </w:r>
     </w:p>
+    <w:tbl>
+      <w:tblPr>
+        <w:tblW w:type="auto" w:w="0"/>
+        <w:tblLook w:firstColumn="1" w:firstRow="1" w:lastColumn="0" w:lastRow="0" w:noHBand="0" w:noVBand="1" w:val="04A0"/>
+        <w:tblBorders>
+          <w:top w:val="none"/>
+          <w:left w:val="none"/>
+          <w:bottom w:val="none"/>
+          <w:right w:val="none"/>
+          <w:insideH w:val="none"/>
+          <w:insideV w:val="none"/>
+        </w:tblBorders>
+      </w:tblPr>
+      <w:tblGrid>
+        <w:gridCol w:w="624"/>
+        <w:gridCol w:w="9071"/>
+      </w:tblGrid>
+      <w:tr>
+        <w:tc>
+          <w:tcPr>
+            <w:tcW w:type="dxa" w:w="5100"/>
+            <w:shd w:val="clear" w:color="auto" w:fill="1F3B5C"/>
+            <w:tcMar>
+              <w:top w:w="40" w:type="dxa"/>
+              <w:bottom w:w="40" w:type="dxa"/>
+              <w:start w:w="40" w:type="dxa"/>
+              <w:end w:w="40" w:type="dxa"/>
+            </w:tcMar>
+            <w:vAlign w:val="center"/>
+          </w:tcPr>
+          <w:p>
+            <w:pPr>
+              <w:spacing w:after="0" w:before="0"/>
+              <w:jc w:val="center"/>
+            </w:pPr>
+            <w:r>
+              <w:rPr>
+                <w:rFonts w:ascii="Yu Gothic" w:hAnsi="Yu Gothic" w:eastAsia="Yu Gothic"/>
+                <w:b/>
+                <w:color w:val="FFFFFF"/>
+                <w:sz w:val="28"/>
+              </w:rPr>
+              <w:t>3</w:t>
+            </w:r>
+          </w:p>
+        </w:tc>
+        <w:tc>
+          <w:tcPr>
+            <w:tcW w:type="dxa" w:w="5100"/>
+            <w:shd w:val="clear" w:color="auto" w:fill="2E5E8C"/>
+            <w:tcMar>
+              <w:top w:w="60" w:type="dxa"/>
+              <w:bottom w:w="60" w:type="dxa"/>
+              <w:start w:w="160" w:type="dxa"/>
+              <w:end w:w="60" w:type="dxa"/>
+            </w:tcMar>
+            <w:vAlign w:val="center"/>
+          </w:tcPr>
+          <w:p>
+            <w:pPr>
+              <w:spacing w:after="0" w:before="0"/>
+            </w:pPr>
+            <w:r>
+              <w:rPr>
+                <w:rFonts w:ascii="Yu Gothic" w:hAnsi="Yu Gothic" w:eastAsia="Yu Gothic"/>
+                <w:b/>
+                <w:color w:val="FFFFFF"/>
+                <w:sz w:val="25"/>
+              </w:rPr>
+              <w:t>夜帯の立て直し</w:t>
+            </w:r>
+          </w:p>
+        </w:tc>
+      </w:tr>
+    </w:tbl>
+    <w:tbl>
+      <w:tblPr>
+        <w:tblW w:type="auto" w:w="0"/>
+        <w:tblLook w:firstColumn="1" w:firstRow="1" w:lastColumn="0" w:lastRow="0" w:noHBand="0" w:noVBand="1" w:val="04A0"/>
+        <w:tblBorders>
+          <w:top w:val="none"/>
+          <w:left w:val="none"/>
+          <w:bottom w:val="none"/>
+          <w:right w:val="none"/>
+          <w:insideH w:val="none"/>
+          <w:insideV w:val="none"/>
+        </w:tblBorders>
+      </w:tblPr>
+      <w:tblGrid>
+        <w:gridCol w:w="10200"/>
+      </w:tblGrid>
+      <w:tr>
+        <w:tc>
+          <w:tcPr>
+            <w:tcW w:type="dxa" w:w="10200"/>
+            <w:shd w:val="clear" w:color="auto" w:fill="EEF1F5"/>
+            <w:tcBorders>
+              <w:top w:val="single" w:sz="4" w:space="0" w:color="C9D3DF"/>
+              <w:left w:val="single" w:sz="4" w:space="0" w:color="C9D3DF"/>
+              <w:bottom w:val="single" w:sz="4" w:space="0" w:color="C9D3DF"/>
+              <w:right w:val="single" w:sz="4" w:space="0" w:color="C9D3DF"/>
+            </w:tcBorders>
+            <w:tcMar>
+              <w:top w:w="80" w:type="dxa"/>
+              <w:bottom w:w="80" w:type="dxa"/>
+              <w:start w:w="160" w:type="dxa"/>
+              <w:end w:w="140" w:type="dxa"/>
+            </w:tcMar>
+          </w:tcPr>
+          <w:p>
+            <w:pPr>
+              <w:spacing w:after="0" w:before="0"/>
+            </w:pPr>
+            <w:r>
+              <w:rPr>
+                <w:rFonts w:ascii="Yu Gothic" w:hAnsi="Yu Gothic" w:eastAsia="Yu Gothic"/>
+                <w:b/>
+                <w:color w:val="555555"/>
+                <w:sz w:val="19"/>
+              </w:rPr>
+              <w:t>📋 店長原案</w:t>
+            </w:r>
+          </w:p>
+          <w:p>
+            <w:pPr>
+              <w:spacing w:after="0" w:before="40"/>
+            </w:pPr>
+            <w:r>
+              <w:rPr>
+                <w:rFonts w:ascii="Yu Gothic" w:hAnsi="Yu Gothic" w:eastAsia="Yu Gothic"/>
+                <w:b w:val="0"/>
+                <w:sz w:val="21"/>
+              </w:rPr>
+              <w:t>フライヤーの拡充。揚げ止め時間の確認と、その時の品揃え。デイリー（チル弁・麺類・サラダ・惣菜）の品揃え数の見直し。セールがあれば上手に活用する。</w:t>
+            </w:r>
+          </w:p>
+        </w:tc>
+      </w:tr>
+    </w:tbl>
+    <w:tbl>
+      <w:tblPr>
+        <w:tblW w:type="auto" w:w="0"/>
+        <w:tblLook w:firstColumn="1" w:firstRow="1" w:lastColumn="0" w:lastRow="0" w:noHBand="0" w:noVBand="1" w:val="04A0"/>
+        <w:tblBorders>
+          <w:top w:val="none"/>
+          <w:left w:val="none"/>
+          <w:bottom w:val="none"/>
+          <w:right w:val="none"/>
+          <w:insideH w:val="none"/>
+          <w:insideV w:val="none"/>
+        </w:tblBorders>
+      </w:tblPr>
+      <w:tblGrid>
+        <w:gridCol w:w="10200"/>
+      </w:tblGrid>
+      <w:tr>
+        <w:tc>
+          <w:tcPr>
+            <w:tcW w:type="dxa" w:w="10200"/>
+            <w:shd w:val="clear" w:color="auto" w:fill="E6F4EA"/>
+            <w:tcBorders>
+              <w:top w:val="single" w:sz="4" w:space="0" w:color="B7DFC2"/>
+              <w:left w:val="single" w:sz="4" w:space="0" w:color="B7DFC2"/>
+              <w:bottom w:val="single" w:sz="4" w:space="0" w:color="B7DFC2"/>
+              <w:right w:val="single" w:sz="4" w:space="0" w:color="B7DFC2"/>
+            </w:tcBorders>
+            <w:tcMar>
+              <w:top w:w="80" w:type="dxa"/>
+              <w:bottom w:w="80" w:type="dxa"/>
+              <w:start w:w="160" w:type="dxa"/>
+              <w:end w:w="140" w:type="dxa"/>
+            </w:tcMar>
+          </w:tcPr>
+          <w:p>
+            <w:pPr>
+              <w:spacing w:after="0" w:before="0"/>
+            </w:pPr>
+            <w:r>
+              <w:rPr>
+                <w:rFonts w:ascii="Yu Gothic" w:hAnsi="Yu Gothic" w:eastAsia="Yu Gothic"/>
+                <w:b/>
+                <w:color w:val="2E7D32"/>
+                <w:sz w:val="19"/>
+              </w:rPr>
+              <w:t>✨ 追記・ブラッシュアップ</w:t>
+            </w:r>
+          </w:p>
+          <w:p>
+            <w:pPr>
+              <w:spacing w:after="40"/>
+              <w:ind w:left="283" w:hanging="227"/>
+            </w:pPr>
+            <w:r>
+              <w:rPr>
+                <w:rFonts w:ascii="Yu Gothic" w:hAnsi="Yu Gothic" w:eastAsia="Yu Gothic"/>
+                <w:b/>
+                <w:color w:val="2E7D32"/>
+                <w:sz w:val="21"/>
+              </w:rPr>
+              <w:t xml:space="preserve">▸ </w:t>
+            </w:r>
+            <w:r>
+              <w:rPr>
+                <w:rFonts w:ascii="Yu Gothic" w:hAnsi="Yu Gothic" w:eastAsia="Yu Gothic"/>
+                <w:sz w:val="21"/>
+              </w:rPr>
+              <w:t>揚げ止め時間の確認に加え、閉店◯時間前から売れ筋2～3品に絞って揚げる。廃棄を抑えつつ品切れ感を出さない。</w:t>
+            </w:r>
+          </w:p>
+          <w:p>
+            <w:pPr>
+              <w:spacing w:after="40"/>
+              <w:ind w:left="283" w:hanging="227"/>
+            </w:pPr>
+            <w:r>
+              <w:rPr>
+                <w:rFonts w:ascii="Yu Gothic" w:hAnsi="Yu Gothic" w:eastAsia="Yu Gothic"/>
+                <w:b/>
+                <w:color w:val="2E7D32"/>
+                <w:sz w:val="21"/>
+              </w:rPr>
+              <w:t xml:space="preserve">▸ </w:t>
+            </w:r>
+            <w:r>
+              <w:rPr>
+                <w:rFonts w:ascii="Yu Gothic" w:hAnsi="Yu Gothic" w:eastAsia="Yu Gothic"/>
+                <w:sz w:val="21"/>
+              </w:rPr>
+              <w:t>デイリーは「単品大量」より「少量多品目」で見切り前提の構成に。値引き開始時間とルールを明文化し廃棄前に売り切る。</w:t>
+            </w:r>
+          </w:p>
+          <w:p>
+            <w:pPr>
+              <w:spacing w:after="40"/>
+              <w:ind w:left="283" w:hanging="227"/>
+            </w:pPr>
+            <w:r>
+              <w:rPr>
+                <w:rFonts w:ascii="Yu Gothic" w:hAnsi="Yu Gothic" w:eastAsia="Yu Gothic"/>
+                <w:b/>
+                <w:color w:val="2E7D32"/>
+                <w:sz w:val="21"/>
+              </w:rPr>
+              <w:t xml:space="preserve">▸ </w:t>
+            </w:r>
+            <w:r>
+              <w:rPr>
+                <w:rFonts w:ascii="Yu Gothic" w:hAnsi="Yu Gothic" w:eastAsia="Yu Gothic"/>
+                <w:sz w:val="21"/>
+              </w:rPr>
+              <w:t>夜の客層（仕事帰りの夕食まとめ買い）に合わせ、惣菜＋主食＋一品（サラダ・汁物）の関連陳列を行う。</w:t>
+            </w:r>
+          </w:p>
+        </w:tc>
+      </w:tr>
+    </w:tbl>
     <w:p>
       <w:pPr>
-        <w:spacing w:after="60"/>
+        <w:spacing w:after="0" w:before="0"/>
       </w:pPr>
       <w:r>
         <w:rPr>
           <w:rFonts w:ascii="Yu Gothic" w:hAnsi="Yu Gothic" w:eastAsia="Yu Gothic"/>
-          <w:b w:val="0"/>
-          <w:sz w:val="21"/>
+          <w:sz w:val="12"/>
         </w:rPr>
-        <w:t>【ブラッシュアップ・追記】</w:t>
       </w:r>
     </w:p>
+    <w:tbl>
+      <w:tblPr>
+        <w:tblW w:type="auto" w:w="0"/>
+        <w:tblLook w:firstColumn="1" w:firstRow="1" w:lastColumn="0" w:lastRow="0" w:noHBand="0" w:noVBand="1" w:val="04A0"/>
+        <w:tblBorders>
+          <w:top w:val="none"/>
+          <w:left w:val="none"/>
+          <w:bottom w:val="none"/>
+          <w:right w:val="none"/>
+          <w:insideH w:val="none"/>
+          <w:insideV w:val="none"/>
+        </w:tblBorders>
+      </w:tblPr>
+      <w:tblGrid>
+        <w:gridCol w:w="624"/>
+        <w:gridCol w:w="9071"/>
+      </w:tblGrid>
+      <w:tr>
+        <w:tc>
+          <w:tcPr>
+            <w:tcW w:type="dxa" w:w="5100"/>
+            <w:shd w:val="clear" w:color="auto" w:fill="1F3B5C"/>
+            <w:tcMar>
+              <w:top w:w="40" w:type="dxa"/>
+              <w:bottom w:w="40" w:type="dxa"/>
+              <w:start w:w="40" w:type="dxa"/>
+              <w:end w:w="40" w:type="dxa"/>
+            </w:tcMar>
+            <w:vAlign w:val="center"/>
+          </w:tcPr>
+          <w:p>
+            <w:pPr>
+              <w:spacing w:after="0" w:before="0"/>
+              <w:jc w:val="center"/>
+            </w:pPr>
+            <w:r>
+              <w:rPr>
+                <w:rFonts w:ascii="Yu Gothic" w:hAnsi="Yu Gothic" w:eastAsia="Yu Gothic"/>
+                <w:b/>
+                <w:color w:val="FFFFFF"/>
+                <w:sz w:val="28"/>
+              </w:rPr>
+              <w:t>4</w:t>
+            </w:r>
+          </w:p>
+        </w:tc>
+        <w:tc>
+          <w:tcPr>
+            <w:tcW w:type="dxa" w:w="5100"/>
+            <w:shd w:val="clear" w:color="auto" w:fill="E8821E"/>
+            <w:tcMar>
+              <w:top w:w="60" w:type="dxa"/>
+              <w:bottom w:w="60" w:type="dxa"/>
+              <w:start w:w="160" w:type="dxa"/>
+              <w:end w:w="60" w:type="dxa"/>
+            </w:tcMar>
+            <w:vAlign w:val="center"/>
+          </w:tcPr>
+          <w:p>
+            <w:pPr>
+              <w:spacing w:after="0" w:before="0"/>
+            </w:pPr>
+            <w:r>
+              <w:rPr>
+                <w:rFonts w:ascii="Yu Gothic" w:hAnsi="Yu Gothic" w:eastAsia="Yu Gothic"/>
+                <w:b/>
+                <w:color w:val="FFFFFF"/>
+                <w:sz w:val="25"/>
+              </w:rPr>
+              <w:t>廃棄・発注の見直し（曜日別対策）</w:t>
+            </w:r>
+          </w:p>
+        </w:tc>
+      </w:tr>
+    </w:tbl>
+    <w:tbl>
+      <w:tblPr>
+        <w:tblW w:type="auto" w:w="0"/>
+        <w:tblLook w:firstColumn="1" w:firstRow="1" w:lastColumn="0" w:lastRow="0" w:noHBand="0" w:noVBand="1" w:val="04A0"/>
+        <w:tblBorders>
+          <w:top w:val="none"/>
+          <w:left w:val="none"/>
+          <w:bottom w:val="none"/>
+          <w:right w:val="none"/>
+          <w:insideH w:val="none"/>
+          <w:insideV w:val="none"/>
+        </w:tblBorders>
+      </w:tblPr>
+      <w:tblGrid>
+        <w:gridCol w:w="10200"/>
+      </w:tblGrid>
+      <w:tr>
+        <w:tc>
+          <w:tcPr>
+            <w:tcW w:type="dxa" w:w="10200"/>
+            <w:shd w:val="clear" w:color="auto" w:fill="EEF1F5"/>
+            <w:tcBorders>
+              <w:top w:val="single" w:sz="4" w:space="0" w:color="C9D3DF"/>
+              <w:left w:val="single" w:sz="4" w:space="0" w:color="C9D3DF"/>
+              <w:bottom w:val="single" w:sz="4" w:space="0" w:color="C9D3DF"/>
+              <w:right w:val="single" w:sz="4" w:space="0" w:color="C9D3DF"/>
+            </w:tcBorders>
+            <w:tcMar>
+              <w:top w:w="80" w:type="dxa"/>
+              <w:bottom w:w="80" w:type="dxa"/>
+              <w:start w:w="160" w:type="dxa"/>
+              <w:end w:w="140" w:type="dxa"/>
+            </w:tcMar>
+          </w:tcPr>
+          <w:p>
+            <w:pPr>
+              <w:spacing w:after="0" w:before="0"/>
+            </w:pPr>
+            <w:r>
+              <w:rPr>
+                <w:rFonts w:ascii="Yu Gothic" w:hAnsi="Yu Gothic" w:eastAsia="Yu Gothic"/>
+                <w:b/>
+                <w:color w:val="555555"/>
+                <w:sz w:val="19"/>
+              </w:rPr>
+              <w:t>📋 店長原案</w:t>
+            </w:r>
+          </w:p>
+          <w:p>
+            <w:pPr>
+              <w:spacing w:after="0" w:before="40"/>
+            </w:pPr>
+            <w:r>
+              <w:rPr>
+                <w:rFonts w:ascii="Yu Gothic" w:hAnsi="Yu Gothic" w:eastAsia="Yu Gothic"/>
+                <w:b w:val="0"/>
+                <w:sz w:val="21"/>
+              </w:rPr>
+              <w:t>①月曜日の廃棄＝土日の発注を見直し、値引きのタイミングを早める。②木曜日の廃棄＝新規商品の影響か？　残り具合を見て値引きタイミングを考える。</w:t>
+            </w:r>
+          </w:p>
+        </w:tc>
+      </w:tr>
+    </w:tbl>
+    <w:tbl>
+      <w:tblPr>
+        <w:tblW w:type="auto" w:w="0"/>
+        <w:tblLook w:firstColumn="1" w:firstRow="1" w:lastColumn="0" w:lastRow="0" w:noHBand="0" w:noVBand="1" w:val="04A0"/>
+        <w:tblBorders>
+          <w:top w:val="none"/>
+          <w:left w:val="none"/>
+          <w:bottom w:val="none"/>
+          <w:right w:val="none"/>
+          <w:insideH w:val="none"/>
+          <w:insideV w:val="none"/>
+        </w:tblBorders>
+      </w:tblPr>
+      <w:tblGrid>
+        <w:gridCol w:w="10200"/>
+      </w:tblGrid>
+      <w:tr>
+        <w:tc>
+          <w:tcPr>
+            <w:tcW w:type="dxa" w:w="10200"/>
+            <w:shd w:val="clear" w:color="auto" w:fill="E6F4EA"/>
+            <w:tcBorders>
+              <w:top w:val="single" w:sz="4" w:space="0" w:color="B7DFC2"/>
+              <w:left w:val="single" w:sz="4" w:space="0" w:color="B7DFC2"/>
+              <w:bottom w:val="single" w:sz="4" w:space="0" w:color="B7DFC2"/>
+              <w:right w:val="single" w:sz="4" w:space="0" w:color="B7DFC2"/>
+            </w:tcBorders>
+            <w:tcMar>
+              <w:top w:w="80" w:type="dxa"/>
+              <w:bottom w:w="80" w:type="dxa"/>
+              <w:start w:w="160" w:type="dxa"/>
+              <w:end w:w="140" w:type="dxa"/>
+            </w:tcMar>
+          </w:tcPr>
+          <w:p>
+            <w:pPr>
+              <w:spacing w:after="0" w:before="0"/>
+            </w:pPr>
+            <w:r>
+              <w:rPr>
+                <w:rFonts w:ascii="Yu Gothic" w:hAnsi="Yu Gothic" w:eastAsia="Yu Gothic"/>
+                <w:b/>
+                <w:color w:val="2E7D32"/>
+                <w:sz w:val="19"/>
+              </w:rPr>
+              <w:t>✨ 追記・ブラッシュアップ</w:t>
+            </w:r>
+          </w:p>
+          <w:p>
+            <w:pPr>
+              <w:spacing w:after="40"/>
+              <w:ind w:left="283" w:hanging="227"/>
+            </w:pPr>
+            <w:r>
+              <w:rPr>
+                <w:rFonts w:ascii="Yu Gothic" w:hAnsi="Yu Gothic" w:eastAsia="Yu Gothic"/>
+                <w:b/>
+                <w:color w:val="2E7D32"/>
+                <w:sz w:val="21"/>
+              </w:rPr>
+              <w:t xml:space="preserve">▸ </w:t>
+            </w:r>
+            <w:r>
+              <w:rPr>
+                <w:rFonts w:ascii="Yu Gothic" w:hAnsi="Yu Gothic" w:eastAsia="Yu Gothic"/>
+                <w:sz w:val="21"/>
+              </w:rPr>
+              <w:t>曜日別の発注カーブを作る。曜日別・時間帯別の販売実績で発注基準値を分ける（土日の買われ方は平日と別物になりやすい）。</w:t>
+            </w:r>
+          </w:p>
+          <w:p>
+            <w:pPr>
+              <w:spacing w:after="40"/>
+              <w:ind w:left="283" w:hanging="227"/>
+            </w:pPr>
+            <w:r>
+              <w:rPr>
+                <w:rFonts w:ascii="Yu Gothic" w:hAnsi="Yu Gothic" w:eastAsia="Yu Gothic"/>
+                <w:b/>
+                <w:color w:val="2E7D32"/>
+                <w:sz w:val="21"/>
+              </w:rPr>
+              <w:t xml:space="preserve">▸ </w:t>
+            </w:r>
+            <w:r>
+              <w:rPr>
+                <w:rFonts w:ascii="Yu Gothic" w:hAnsi="Yu Gothic" w:eastAsia="Yu Gothic"/>
+                <w:sz w:val="21"/>
+              </w:rPr>
+              <w:t>月曜の廃棄の主因は土曜夜～日曜の発注過多。土曜最終便・日曜朝便の数量を実績ベースで再設定。絞りすぎて月曜朝が品薄にならないよう両端をセット管理。</w:t>
+            </w:r>
+          </w:p>
+          <w:p>
+            <w:pPr>
+              <w:spacing w:after="40"/>
+              <w:ind w:left="283" w:hanging="227"/>
+            </w:pPr>
+            <w:r>
+              <w:rPr>
+                <w:rFonts w:ascii="Yu Gothic" w:hAnsi="Yu Gothic" w:eastAsia="Yu Gothic"/>
+                <w:b/>
+                <w:color w:val="2E7D32"/>
+                <w:sz w:val="21"/>
+              </w:rPr>
+              <w:t xml:space="preserve">▸ </w:t>
+            </w:r>
+            <w:r>
+              <w:rPr>
+                <w:rFonts w:ascii="Yu Gothic" w:hAnsi="Yu Gothic" w:eastAsia="Yu Gothic"/>
+                <w:sz w:val="21"/>
+              </w:rPr>
+              <w:t>値引き（見切り）を早める基準を時刻で明文化（例：閉店◯時間前で◯％）。担当者の判断任せにしない。</w:t>
+            </w:r>
+          </w:p>
+          <w:p>
+            <w:pPr>
+              <w:spacing w:after="40"/>
+              <w:ind w:left="283" w:hanging="227"/>
+            </w:pPr>
+            <w:r>
+              <w:rPr>
+                <w:rFonts w:ascii="Yu Gothic" w:hAnsi="Yu Gothic" w:eastAsia="Yu Gothic"/>
+                <w:b/>
+                <w:color w:val="2E7D32"/>
+                <w:sz w:val="21"/>
+              </w:rPr>
+              <w:t xml:space="preserve">▸ </w:t>
+            </w:r>
+            <w:r>
+              <w:rPr>
+                <w:rFonts w:ascii="Yu Gothic" w:hAnsi="Yu Gothic" w:eastAsia="Yu Gothic"/>
+                <w:sz w:val="21"/>
+              </w:rPr>
+              <w:t>木曜の廃棄は新規商品を単品で検証。導入週の実績を1～2週追い、定着しない新規は発注を絞るか早めの見切りに切り替える。</w:t>
+            </w:r>
+          </w:p>
+        </w:tc>
+      </w:tr>
+    </w:tbl>
     <w:p>
       <w:pPr>
-        <w:pStyle w:val="ListBullet"/>
-        <w:spacing w:after="40"/>
+        <w:spacing w:after="0" w:before="0"/>
+      </w:pPr>
+      <w:r>
+        <w:rPr>
+          <w:rFonts w:ascii="Yu Gothic" w:hAnsi="Yu Gothic" w:eastAsia="Yu Gothic"/>
+          <w:sz w:val="12"/>
+        </w:rPr>
+      </w:r>
+    </w:p>
+    <w:tbl>
+      <w:tblPr>
+        <w:tblW w:type="auto" w:w="0"/>
+        <w:tblLook w:firstColumn="1" w:firstRow="1" w:lastColumn="0" w:lastRow="0" w:noHBand="0" w:noVBand="1" w:val="04A0"/>
+        <w:tblBorders>
+          <w:top w:val="none"/>
+          <w:left w:val="none"/>
+          <w:bottom w:val="none"/>
+          <w:right w:val="none"/>
+          <w:insideH w:val="none"/>
+          <w:insideV w:val="none"/>
+        </w:tblBorders>
+      </w:tblPr>
+      <w:tblGrid>
+        <w:gridCol w:w="624"/>
+        <w:gridCol w:w="9071"/>
+      </w:tblGrid>
+      <w:tr>
+        <w:tc>
+          <w:tcPr>
+            <w:tcW w:type="dxa" w:w="5100"/>
+            <w:shd w:val="clear" w:color="auto" w:fill="1F3B5C"/>
+            <w:tcMar>
+              <w:top w:w="40" w:type="dxa"/>
+              <w:bottom w:w="40" w:type="dxa"/>
+              <w:start w:w="40" w:type="dxa"/>
+              <w:end w:w="40" w:type="dxa"/>
+            </w:tcMar>
+            <w:vAlign w:val="center"/>
+          </w:tcPr>
+          <w:p>
+            <w:pPr>
+              <w:spacing w:after="0" w:before="0"/>
+              <w:jc w:val="center"/>
+            </w:pPr>
+            <w:r>
+              <w:rPr>
+                <w:rFonts w:ascii="Yu Gothic" w:hAnsi="Yu Gothic" w:eastAsia="Yu Gothic"/>
+                <w:b/>
+                <w:color w:val="FFFFFF"/>
+                <w:sz w:val="28"/>
+              </w:rPr>
+              <w:t>5</w:t>
+            </w:r>
+          </w:p>
+        </w:tc>
+        <w:tc>
+          <w:tcPr>
+            <w:tcW w:type="dxa" w:w="5100"/>
+            <w:shd w:val="clear" w:color="auto" w:fill="E8821E"/>
+            <w:tcMar>
+              <w:top w:w="60" w:type="dxa"/>
+              <w:bottom w:w="60" w:type="dxa"/>
+              <w:start w:w="160" w:type="dxa"/>
+              <w:end w:w="60" w:type="dxa"/>
+            </w:tcMar>
+            <w:vAlign w:val="center"/>
+          </w:tcPr>
+          <w:p>
+            <w:pPr>
+              <w:spacing w:after="0" w:before="0"/>
+            </w:pPr>
+            <w:r>
+              <w:rPr>
+                <w:rFonts w:ascii="Yu Gothic" w:hAnsi="Yu Gothic" w:eastAsia="Yu Gothic"/>
+                <w:b/>
+                <w:color w:val="FFFFFF"/>
+                <w:sz w:val="25"/>
+              </w:rPr>
+              <w:t>フライヤー販売の強化（声掛けの仕組み化）</w:t>
+            </w:r>
+          </w:p>
+        </w:tc>
+      </w:tr>
+    </w:tbl>
+    <w:tbl>
+      <w:tblPr>
+        <w:tblW w:type="auto" w:w="0"/>
+        <w:tblLook w:firstColumn="1" w:firstRow="1" w:lastColumn="0" w:lastRow="0" w:noHBand="0" w:noVBand="1" w:val="04A0"/>
+        <w:tblBorders>
+          <w:top w:val="none"/>
+          <w:left w:val="none"/>
+          <w:bottom w:val="none"/>
+          <w:right w:val="none"/>
+          <w:insideH w:val="none"/>
+          <w:insideV w:val="none"/>
+        </w:tblBorders>
+      </w:tblPr>
+      <w:tblGrid>
+        <w:gridCol w:w="10200"/>
+      </w:tblGrid>
+      <w:tr>
+        <w:tc>
+          <w:tcPr>
+            <w:tcW w:type="dxa" w:w="10200"/>
+            <w:shd w:val="clear" w:color="auto" w:fill="EEF1F5"/>
+            <w:tcBorders>
+              <w:top w:val="single" w:sz="4" w:space="0" w:color="C9D3DF"/>
+              <w:left w:val="single" w:sz="4" w:space="0" w:color="C9D3DF"/>
+              <w:bottom w:val="single" w:sz="4" w:space="0" w:color="C9D3DF"/>
+              <w:right w:val="single" w:sz="4" w:space="0" w:color="C9D3DF"/>
+            </w:tcBorders>
+            <w:tcMar>
+              <w:top w:w="80" w:type="dxa"/>
+              <w:bottom w:w="80" w:type="dxa"/>
+              <w:start w:w="160" w:type="dxa"/>
+              <w:end w:w="140" w:type="dxa"/>
+            </w:tcMar>
+          </w:tcPr>
+          <w:p>
+            <w:pPr>
+              <w:spacing w:after="0" w:before="0"/>
+            </w:pPr>
+            <w:r>
+              <w:rPr>
+                <w:rFonts w:ascii="Yu Gothic" w:hAnsi="Yu Gothic" w:eastAsia="Yu Gothic"/>
+                <w:b/>
+                <w:color w:val="555555"/>
+                <w:sz w:val="19"/>
+              </w:rPr>
+              <w:t>📋 店長原案</w:t>
+            </w:r>
+          </w:p>
+          <w:p>
+            <w:pPr>
+              <w:spacing w:after="0" w:before="40"/>
+            </w:pPr>
+            <w:r>
+              <w:rPr>
+                <w:rFonts w:ascii="Yu Gothic" w:hAnsi="Yu Gothic" w:eastAsia="Yu Gothic"/>
+                <w:b w:val="0"/>
+                <w:sz w:val="21"/>
+              </w:rPr>
+              <w:t>フライヤーの販売をもっと伸ばす。セール時はもちろん、新規商品の時もいかに声掛けができるか。主体者が先頭に立って声掛けをし、スタッフも声掛けできるようにする。</w:t>
+            </w:r>
+          </w:p>
+        </w:tc>
+      </w:tr>
+    </w:tbl>
+    <w:tbl>
+      <w:tblPr>
+        <w:tblW w:type="auto" w:w="0"/>
+        <w:tblLook w:firstColumn="1" w:firstRow="1" w:lastColumn="0" w:lastRow="0" w:noHBand="0" w:noVBand="1" w:val="04A0"/>
+        <w:tblBorders>
+          <w:top w:val="none"/>
+          <w:left w:val="none"/>
+          <w:bottom w:val="none"/>
+          <w:right w:val="none"/>
+          <w:insideH w:val="none"/>
+          <w:insideV w:val="none"/>
+        </w:tblBorders>
+      </w:tblPr>
+      <w:tblGrid>
+        <w:gridCol w:w="10200"/>
+      </w:tblGrid>
+      <w:tr>
+        <w:tc>
+          <w:tcPr>
+            <w:tcW w:type="dxa" w:w="10200"/>
+            <w:shd w:val="clear" w:color="auto" w:fill="E6F4EA"/>
+            <w:tcBorders>
+              <w:top w:val="single" w:sz="4" w:space="0" w:color="B7DFC2"/>
+              <w:left w:val="single" w:sz="4" w:space="0" w:color="B7DFC2"/>
+              <w:bottom w:val="single" w:sz="4" w:space="0" w:color="B7DFC2"/>
+              <w:right w:val="single" w:sz="4" w:space="0" w:color="B7DFC2"/>
+            </w:tcBorders>
+            <w:tcMar>
+              <w:top w:w="80" w:type="dxa"/>
+              <w:bottom w:w="80" w:type="dxa"/>
+              <w:start w:w="160" w:type="dxa"/>
+              <w:end w:w="140" w:type="dxa"/>
+            </w:tcMar>
+          </w:tcPr>
+          <w:p>
+            <w:pPr>
+              <w:spacing w:after="0" w:before="0"/>
+            </w:pPr>
+            <w:r>
+              <w:rPr>
+                <w:rFonts w:ascii="Yu Gothic" w:hAnsi="Yu Gothic" w:eastAsia="Yu Gothic"/>
+                <w:b/>
+                <w:color w:val="2E7D32"/>
+                <w:sz w:val="19"/>
+              </w:rPr>
+              <w:t>✨ 追記・ブラッシュアップ</w:t>
+            </w:r>
+          </w:p>
+          <w:p>
+            <w:pPr>
+              <w:spacing w:after="40"/>
+              <w:ind w:left="283" w:hanging="227"/>
+            </w:pPr>
+            <w:r>
+              <w:rPr>
+                <w:rFonts w:ascii="Yu Gothic" w:hAnsi="Yu Gothic" w:eastAsia="Yu Gothic"/>
+                <w:b/>
+                <w:color w:val="2E7D32"/>
+                <w:sz w:val="21"/>
+              </w:rPr>
+              <w:t xml:space="preserve">▸ </w:t>
+            </w:r>
+            <w:r>
+              <w:rPr>
+                <w:rFonts w:ascii="Yu Gothic" w:hAnsi="Yu Gothic" w:eastAsia="Yu Gothic"/>
+                <w:sz w:val="21"/>
+              </w:rPr>
+              <w:t>主体者（店長・社員）が先頭で声掛けのお手本を見せ、トークの型（ひと言フレーズ）を決めてクルーへ共有。短い言葉が定着のコツ。</w:t>
+            </w:r>
+          </w:p>
+          <w:p>
+            <w:pPr>
+              <w:spacing w:after="40"/>
+              <w:ind w:left="283" w:hanging="227"/>
+            </w:pPr>
+            <w:r>
+              <w:rPr>
+                <w:rFonts w:ascii="Yu Gothic" w:hAnsi="Yu Gothic" w:eastAsia="Yu Gothic"/>
+                <w:b/>
+                <w:color w:val="2E7D32"/>
+                <w:sz w:val="21"/>
+              </w:rPr>
+              <w:t xml:space="preserve">▸ </w:t>
+            </w:r>
+            <w:r>
+              <w:rPr>
+                <w:rFonts w:ascii="Yu Gothic" w:hAnsi="Yu Gothic" w:eastAsia="Yu Gothic"/>
+                <w:sz w:val="21"/>
+              </w:rPr>
+              <w:t>声掛けのタイミングをルール化（揚げたて直後・レジ会計時・ピーク前など）し、作業の中に組み込む。</w:t>
+            </w:r>
+          </w:p>
+          <w:p>
+            <w:pPr>
+              <w:spacing w:after="40"/>
+              <w:ind w:left="283" w:hanging="227"/>
+            </w:pPr>
+            <w:r>
+              <w:rPr>
+                <w:rFonts w:ascii="Yu Gothic" w:hAnsi="Yu Gothic" w:eastAsia="Yu Gothic"/>
+                <w:b/>
+                <w:color w:val="2E7D32"/>
+                <w:sz w:val="21"/>
+              </w:rPr>
+              <w:t xml:space="preserve">▸ </w:t>
+            </w:r>
+            <w:r>
+              <w:rPr>
+                <w:rFonts w:ascii="Yu Gothic" w:hAnsi="Yu Gothic" w:eastAsia="Yu Gothic"/>
+                <w:sz w:val="21"/>
+              </w:rPr>
+              <w:t>新規商品は導入初週が勝負。POP＋アピール＋声掛けをセットで実施し立ち上がりを早める。</w:t>
+            </w:r>
+          </w:p>
+          <w:p>
+            <w:pPr>
+              <w:spacing w:after="40"/>
+              <w:ind w:left="283" w:hanging="227"/>
+            </w:pPr>
+            <w:r>
+              <w:rPr>
+                <w:rFonts w:ascii="Yu Gothic" w:hAnsi="Yu Gothic" w:eastAsia="Yu Gothic"/>
+                <w:b/>
+                <w:color w:val="2E7D32"/>
+                <w:sz w:val="21"/>
+              </w:rPr>
+              <w:t xml:space="preserve">▸ </w:t>
+            </w:r>
+            <w:r>
+              <w:rPr>
+                <w:rFonts w:ascii="Yu Gothic" w:hAnsi="Yu Gothic" w:eastAsia="Yu Gothic"/>
+                <w:sz w:val="21"/>
+              </w:rPr>
+              <w:t>フライヤーの日別販売数を掲示し、声掛け強化日と通常日の差をクルーと共有してモチベーションにつなげる。</w:t>
+            </w:r>
+          </w:p>
+        </w:tc>
+      </w:tr>
+    </w:tbl>
+    <w:p>
+      <w:pPr>
+        <w:spacing w:after="0" w:before="0"/>
+      </w:pPr>
+      <w:r>
+        <w:rPr>
+          <w:rFonts w:ascii="Yu Gothic" w:hAnsi="Yu Gothic" w:eastAsia="Yu Gothic"/>
+          <w:sz w:val="12"/>
+        </w:rPr>
+      </w:r>
+    </w:p>
+    <w:tbl>
+      <w:tblPr>
+        <w:tblW w:type="auto" w:w="0"/>
+        <w:tblLook w:firstColumn="1" w:firstRow="1" w:lastColumn="0" w:lastRow="0" w:noHBand="0" w:noVBand="1" w:val="04A0"/>
+        <w:tblBorders>
+          <w:top w:val="none"/>
+          <w:left w:val="none"/>
+          <w:bottom w:val="none"/>
+          <w:right w:val="none"/>
+          <w:insideH w:val="none"/>
+          <w:insideV w:val="none"/>
+        </w:tblBorders>
+      </w:tblPr>
+      <w:tblGrid>
+        <w:gridCol w:w="624"/>
+        <w:gridCol w:w="9071"/>
+      </w:tblGrid>
+      <w:tr>
+        <w:tc>
+          <w:tcPr>
+            <w:tcW w:type="dxa" w:w="5100"/>
+            <w:shd w:val="clear" w:color="auto" w:fill="1F3B5C"/>
+            <w:tcMar>
+              <w:top w:w="40" w:type="dxa"/>
+              <w:bottom w:w="40" w:type="dxa"/>
+              <w:start w:w="40" w:type="dxa"/>
+              <w:end w:w="40" w:type="dxa"/>
+            </w:tcMar>
+            <w:vAlign w:val="center"/>
+          </w:tcPr>
+          <w:p>
+            <w:pPr>
+              <w:spacing w:after="0" w:before="0"/>
+              <w:jc w:val="center"/>
+            </w:pPr>
+            <w:r>
+              <w:rPr>
+                <w:rFonts w:ascii="Yu Gothic" w:hAnsi="Yu Gothic" w:eastAsia="Yu Gothic"/>
+                <w:b/>
+                <w:color w:val="FFFFFF"/>
+                <w:sz w:val="28"/>
+              </w:rPr>
+              <w:t>6</w:t>
+            </w:r>
+          </w:p>
+        </w:tc>
+        <w:tc>
+          <w:tcPr>
+            <w:tcW w:type="dxa" w:w="5100"/>
+            <w:shd w:val="clear" w:color="auto" w:fill="2E7D32"/>
+            <w:tcMar>
+              <w:top w:w="60" w:type="dxa"/>
+              <w:bottom w:w="60" w:type="dxa"/>
+              <w:start w:w="160" w:type="dxa"/>
+              <w:end w:w="60" w:type="dxa"/>
+            </w:tcMar>
+            <w:vAlign w:val="center"/>
+          </w:tcPr>
+          <w:p>
+            <w:pPr>
+              <w:spacing w:after="0" w:before="0"/>
+            </w:pPr>
+            <w:r>
+              <w:rPr>
+                <w:rFonts w:ascii="Yu Gothic" w:hAnsi="Yu Gothic" w:eastAsia="Yu Gothic"/>
+                <w:b/>
+                <w:color w:val="FFFFFF"/>
+                <w:sz w:val="25"/>
+              </w:rPr>
+              <w:t>実行ロードマップ（優先順位）</w:t>
+            </w:r>
+          </w:p>
+        </w:tc>
+      </w:tr>
+    </w:tbl>
+    <w:p>
+      <w:pPr>
+        <w:spacing w:after="80"/>
       </w:pPr>
       <w:r>
         <w:rPr>
           <w:rFonts w:ascii="Yu Gothic" w:hAnsi="Yu Gothic" w:eastAsia="Yu Gothic"/>
           <w:sz w:val="21"/>
         </w:rPr>
-        <w:t>「縮める」前に根拠数値を取る。弁当の時間帯別販売数・廃棄数・売価値入を1～2週間ログ化し、削る分類・フェイスを数字で決定する（感覚で減らすと欠品クレーム→客離れになりやすい）。</w:t>
+        <w:t>4テーマ同時着手は現場が回らない。各2週間スパンで順に着手する。</w:t>
       </w:r>
     </w:p>
+    <w:tbl>
+      <w:tblPr>
+        <w:tblW w:type="auto" w:w="0"/>
+        <w:tblLook w:firstColumn="1" w:firstRow="1" w:lastColumn="0" w:lastRow="0" w:noHBand="0" w:noVBand="1" w:val="04A0"/>
+        <w:jc w:val="center"/>
+        <w:tblBorders>
+          <w:top w:val="none"/>
+          <w:left w:val="none"/>
+          <w:bottom w:val="none"/>
+          <w:right w:val="none"/>
+          <w:insideH w:val="none"/>
+          <w:insideV w:val="none"/>
+        </w:tblBorders>
+      </w:tblPr>
+      <w:tblGrid>
+        <w:gridCol w:w="1928"/>
+        <w:gridCol w:w="454"/>
+        <w:gridCol w:w="1928"/>
+        <w:gridCol w:w="454"/>
+        <w:gridCol w:w="1928"/>
+        <w:gridCol w:w="454"/>
+        <w:gridCol w:w="1928"/>
+      </w:tblGrid>
+      <w:tr>
+        <w:tc>
+          <w:tcPr>
+            <w:tcW w:type="dxa" w:w="1457"/>
+            <w:vAlign w:val="center"/>
+            <w:shd w:val="clear" w:color="auto" w:fill="2E7D32"/>
+            <w:tcMar>
+              <w:top w:w="60" w:type="dxa"/>
+              <w:bottom w:w="60" w:type="dxa"/>
+              <w:start w:w="40" w:type="dxa"/>
+              <w:end w:w="40" w:type="dxa"/>
+            </w:tcMar>
+          </w:tcPr>
+          <w:p>
+            <w:pPr>
+              <w:spacing w:after="0" w:before="0"/>
+              <w:jc w:val="center"/>
+            </w:pPr>
+            <w:r>
+              <w:rPr>
+                <w:rFonts w:ascii="Yu Gothic" w:hAnsi="Yu Gothic" w:eastAsia="Yu Gothic"/>
+                <w:b/>
+                <w:color w:val="FFFFFF"/>
+                <w:sz w:val="20"/>
+              </w:rPr>
+              <w:t>STEP1</w:t>
+            </w:r>
+          </w:p>
+          <w:p>
+            <w:pPr>
+              <w:spacing w:after="0" w:before="0"/>
+              <w:jc w:val="center"/>
+            </w:pPr>
+            <w:r>
+              <w:rPr>
+                <w:rFonts w:ascii="Yu Gothic" w:hAnsi="Yu Gothic" w:eastAsia="Yu Gothic"/>
+                <w:b/>
+                <w:color w:val="FFFFFF"/>
+                <w:sz w:val="22"/>
+              </w:rPr>
+              <w:t>朝帯の</w:t>
+            </w:r>
+          </w:p>
+          <w:p>
+            <w:pPr>
+              <w:spacing w:after="0" w:before="0"/>
+              <w:jc w:val="center"/>
+            </w:pPr>
+            <w:r>
+              <w:rPr>
+                <w:rFonts w:ascii="Yu Gothic" w:hAnsi="Yu Gothic" w:eastAsia="Yu Gothic"/>
+                <w:b/>
+                <w:color w:val="FFFFFF"/>
+                <w:sz w:val="22"/>
+              </w:rPr>
+              <w:t>立て直し</w:t>
+            </w:r>
+          </w:p>
+        </w:tc>
+        <w:tc>
+          <w:tcPr>
+            <w:tcW w:type="dxa" w:w="1457"/>
+            <w:vAlign w:val="center"/>
+          </w:tcPr>
+          <w:p>
+            <w:pPr>
+              <w:spacing w:after="0" w:before="0"/>
+              <w:jc w:val="center"/>
+            </w:pPr>
+            <w:r>
+              <w:rPr>
+                <w:rFonts w:ascii="Yu Gothic" w:hAnsi="Yu Gothic" w:eastAsia="Yu Gothic"/>
+                <w:b/>
+                <w:color w:val="999999"/>
+                <w:sz w:val="32"/>
+              </w:rPr>
+              <w:t>➜</w:t>
+            </w:r>
+          </w:p>
+        </w:tc>
+        <w:tc>
+          <w:tcPr>
+            <w:tcW w:type="dxa" w:w="1457"/>
+            <w:vAlign w:val="center"/>
+            <w:shd w:val="clear" w:color="auto" w:fill="2E5E8C"/>
+            <w:tcMar>
+              <w:top w:w="60" w:type="dxa"/>
+              <w:bottom w:w="60" w:type="dxa"/>
+              <w:start w:w="40" w:type="dxa"/>
+              <w:end w:w="40" w:type="dxa"/>
+            </w:tcMar>
+          </w:tcPr>
+          <w:p>
+            <w:pPr>
+              <w:spacing w:after="0" w:before="0"/>
+              <w:jc w:val="center"/>
+            </w:pPr>
+            <w:r>
+              <w:rPr>
+                <w:rFonts w:ascii="Yu Gothic" w:hAnsi="Yu Gothic" w:eastAsia="Yu Gothic"/>
+                <w:b/>
+                <w:color w:val="FFFFFF"/>
+                <w:sz w:val="20"/>
+              </w:rPr>
+              <w:t>STEP2</w:t>
+            </w:r>
+          </w:p>
+          <w:p>
+            <w:pPr>
+              <w:spacing w:after="0" w:before="0"/>
+              <w:jc w:val="center"/>
+            </w:pPr>
+            <w:r>
+              <w:rPr>
+                <w:rFonts w:ascii="Yu Gothic" w:hAnsi="Yu Gothic" w:eastAsia="Yu Gothic"/>
+                <w:b/>
+                <w:color w:val="FFFFFF"/>
+                <w:sz w:val="22"/>
+              </w:rPr>
+              <w:t>弁当→チルド</w:t>
+            </w:r>
+          </w:p>
+          <w:p>
+            <w:pPr>
+              <w:spacing w:after="0" w:before="0"/>
+              <w:jc w:val="center"/>
+            </w:pPr>
+            <w:r>
+              <w:rPr>
+                <w:rFonts w:ascii="Yu Gothic" w:hAnsi="Yu Gothic" w:eastAsia="Yu Gothic"/>
+                <w:b/>
+                <w:color w:val="FFFFFF"/>
+                <w:sz w:val="22"/>
+              </w:rPr>
+              <w:t>へのシフト</w:t>
+            </w:r>
+          </w:p>
+        </w:tc>
+        <w:tc>
+          <w:tcPr>
+            <w:tcW w:type="dxa" w:w="1457"/>
+            <w:vAlign w:val="center"/>
+          </w:tcPr>
+          <w:p>
+            <w:pPr>
+              <w:spacing w:after="0" w:before="0"/>
+              <w:jc w:val="center"/>
+            </w:pPr>
+            <w:r>
+              <w:rPr>
+                <w:rFonts w:ascii="Yu Gothic" w:hAnsi="Yu Gothic" w:eastAsia="Yu Gothic"/>
+                <w:b/>
+                <w:color w:val="999999"/>
+                <w:sz w:val="32"/>
+              </w:rPr>
+              <w:t>➜</w:t>
+            </w:r>
+          </w:p>
+        </w:tc>
+        <w:tc>
+          <w:tcPr>
+            <w:tcW w:type="dxa" w:w="1457"/>
+            <w:vAlign w:val="center"/>
+            <w:shd w:val="clear" w:color="auto" w:fill="2E5E8C"/>
+            <w:tcMar>
+              <w:top w:w="60" w:type="dxa"/>
+              <w:bottom w:w="60" w:type="dxa"/>
+              <w:start w:w="40" w:type="dxa"/>
+              <w:end w:w="40" w:type="dxa"/>
+            </w:tcMar>
+          </w:tcPr>
+          <w:p>
+            <w:pPr>
+              <w:spacing w:after="0" w:before="0"/>
+              <w:jc w:val="center"/>
+            </w:pPr>
+            <w:r>
+              <w:rPr>
+                <w:rFonts w:ascii="Yu Gothic" w:hAnsi="Yu Gothic" w:eastAsia="Yu Gothic"/>
+                <w:b/>
+                <w:color w:val="FFFFFF"/>
+                <w:sz w:val="20"/>
+              </w:rPr>
+              <w:t>STEP3</w:t>
+            </w:r>
+          </w:p>
+          <w:p>
+            <w:pPr>
+              <w:spacing w:after="0" w:before="0"/>
+              <w:jc w:val="center"/>
+            </w:pPr>
+            <w:r>
+              <w:rPr>
+                <w:rFonts w:ascii="Yu Gothic" w:hAnsi="Yu Gothic" w:eastAsia="Yu Gothic"/>
+                <w:b/>
+                <w:color w:val="FFFFFF"/>
+                <w:sz w:val="22"/>
+              </w:rPr>
+              <w:t>夜帯の</w:t>
+            </w:r>
+          </w:p>
+          <w:p>
+            <w:pPr>
+              <w:spacing w:after="0" w:before="0"/>
+              <w:jc w:val="center"/>
+            </w:pPr>
+            <w:r>
+              <w:rPr>
+                <w:rFonts w:ascii="Yu Gothic" w:hAnsi="Yu Gothic" w:eastAsia="Yu Gothic"/>
+                <w:b/>
+                <w:color w:val="FFFFFF"/>
+                <w:sz w:val="22"/>
+              </w:rPr>
+              <w:t>立て直し</w:t>
+            </w:r>
+          </w:p>
+        </w:tc>
+        <w:tc>
+          <w:tcPr>
+            <w:tcW w:type="dxa" w:w="1457"/>
+            <w:vAlign w:val="center"/>
+          </w:tcPr>
+          <w:p>
+            <w:pPr>
+              <w:spacing w:after="0" w:before="0"/>
+              <w:jc w:val="center"/>
+            </w:pPr>
+            <w:r>
+              <w:rPr>
+                <w:rFonts w:ascii="Yu Gothic" w:hAnsi="Yu Gothic" w:eastAsia="Yu Gothic"/>
+                <w:b/>
+                <w:color w:val="999999"/>
+                <w:sz w:val="32"/>
+              </w:rPr>
+              <w:t>➜</w:t>
+            </w:r>
+          </w:p>
+        </w:tc>
+        <w:tc>
+          <w:tcPr>
+            <w:tcW w:type="dxa" w:w="1457"/>
+            <w:vAlign w:val="center"/>
+            <w:shd w:val="clear" w:color="auto" w:fill="1F3B5C"/>
+            <w:tcMar>
+              <w:top w:w="60" w:type="dxa"/>
+              <w:bottom w:w="60" w:type="dxa"/>
+              <w:start w:w="40" w:type="dxa"/>
+              <w:end w:w="40" w:type="dxa"/>
+            </w:tcMar>
+          </w:tcPr>
+          <w:p>
+            <w:pPr>
+              <w:spacing w:after="0" w:before="0"/>
+              <w:jc w:val="center"/>
+            </w:pPr>
+            <w:r>
+              <w:rPr>
+                <w:rFonts w:ascii="Yu Gothic" w:hAnsi="Yu Gothic" w:eastAsia="Yu Gothic"/>
+                <w:b/>
+                <w:color w:val="FFFFFF"/>
+                <w:sz w:val="20"/>
+              </w:rPr>
+              <w:t>STEP4</w:t>
+            </w:r>
+          </w:p>
+          <w:p>
+            <w:pPr>
+              <w:spacing w:after="0" w:before="0"/>
+              <w:jc w:val="center"/>
+            </w:pPr>
+            <w:r>
+              <w:rPr>
+                <w:rFonts w:ascii="Yu Gothic" w:hAnsi="Yu Gothic" w:eastAsia="Yu Gothic"/>
+                <w:b/>
+                <w:color w:val="FFFFFF"/>
+                <w:sz w:val="22"/>
+              </w:rPr>
+              <w:t>発注精度</w:t>
+            </w:r>
+          </w:p>
+          <w:p>
+            <w:pPr>
+              <w:spacing w:after="0" w:before="0"/>
+              <w:jc w:val="center"/>
+            </w:pPr>
+            <w:r>
+              <w:rPr>
+                <w:rFonts w:ascii="Yu Gothic" w:hAnsi="Yu Gothic" w:eastAsia="Yu Gothic"/>
+                <w:b/>
+                <w:color w:val="FFFFFF"/>
+                <w:sz w:val="22"/>
+              </w:rPr>
+              <w:t>・廃棄削減</w:t>
+            </w:r>
+          </w:p>
+        </w:tc>
+      </w:tr>
+    </w:tbl>
     <w:p>
       <w:pPr>
-        <w:pStyle w:val="ListBullet"/>
-        <w:spacing w:after="40"/>
+        <w:spacing w:after="0" w:before="0"/>
       </w:pPr>
       <w:r>
         <w:rPr>
           <w:rFonts w:ascii="Yu Gothic" w:hAnsi="Yu Gothic" w:eastAsia="Yu Gothic"/>
-          <w:sz w:val="21"/>
+          <w:sz w:val="12"/>
         </w:rPr>
-        <w:t>置き換え後の売場割（什器の段数）を先に図面化する。弁当を◯フェイス減らし、チルド弁当◯／調理麺◯へ振り替える棚割を確定してから発注を動かす。</w:t>
-      </w:r>
-    </w:p>
-    <w:p>
-      <w:pPr>
-        <w:pStyle w:val="ListBullet"/>
-        <w:spacing w:after="40"/>
-      </w:pPr>
-      <w:r>
-        <w:rPr>
-          <w:rFonts w:ascii="Yu Gothic" w:hAnsi="Yu Gothic" w:eastAsia="Yu Gothic"/>
-          <w:sz w:val="21"/>
-        </w:rPr>
-        <w:t>獅子ヶ谷との差分を確認する。客層・立地（仲町台＝住宅＋通勤客、駅近）の違いを踏まえ、丸コピーではなくチルドの構成比を仲町台向けに微調整する。</w:t>
-      </w:r>
-    </w:p>
-    <w:p>
-      <w:pPr>
-        <w:spacing w:before="200" w:after="80"/>
-      </w:pPr>
-      <w:r>
-        <w:rPr>
-          <w:rFonts w:ascii="Yu Gothic" w:hAnsi="Yu Gothic" w:eastAsia="Yu Gothic"/>
-          <w:b/>
-          <w:color w:val="1F3B5C"/>
-          <w:sz w:val="26"/>
-        </w:rPr>
-        <w:t>2. 朝帯の立て直し</w:t>
-      </w:r>
-    </w:p>
-    <w:p>
-      <w:pPr>
-        <w:spacing w:after="60"/>
-      </w:pPr>
-      <w:r>
-        <w:rPr>
-          <w:rFonts w:ascii="Yu Gothic" w:hAnsi="Yu Gothic" w:eastAsia="Yu Gothic"/>
-          <w:b/>
-          <w:sz w:val="21"/>
-        </w:rPr>
-        <w:t>原案（小泉店長）：おにぎり・サンド等のアイテム見直し、売場拡充、フェイスアップの徹底。ブリトーセール等を活用し朝の販売を伸ばす。レジ前でプライチの小物チョコ等を展開しプラスワンを目指す。フライヤーの品揃え確認。</w:t>
-      </w:r>
-    </w:p>
-    <w:p>
-      <w:pPr>
-        <w:spacing w:after="60"/>
-      </w:pPr>
-      <w:r>
-        <w:rPr>
-          <w:rFonts w:ascii="Yu Gothic" w:hAnsi="Yu Gothic" w:eastAsia="Yu Gothic"/>
-          <w:b w:val="0"/>
-          <w:sz w:val="21"/>
-        </w:rPr>
-        <w:t>【ブラッシュアップ・追記】</w:t>
-      </w:r>
-    </w:p>
-    <w:p>
-      <w:pPr>
-        <w:pStyle w:val="ListBullet"/>
-        <w:spacing w:after="40"/>
-      </w:pPr>
-      <w:r>
-        <w:rPr>
-          <w:rFonts w:ascii="Yu Gothic" w:hAnsi="Yu Gothic" w:eastAsia="Yu Gothic"/>
-          <w:sz w:val="21"/>
-        </w:rPr>
-        <w:t>フェイスアップを時間帯ルール化する。朝ピーク前（例 6:30／7:30／8:30）の前出し・補充を時間指定でルーティン化し、作業割当表に落とす。</w:t>
-      </w:r>
-    </w:p>
-    <w:p>
-      <w:pPr>
-        <w:pStyle w:val="ListBullet"/>
-        <w:spacing w:after="40"/>
-      </w:pPr>
-      <w:r>
-        <w:rPr>
-          <w:rFonts w:ascii="Yu Gothic" w:hAnsi="Yu Gothic" w:eastAsia="Yu Gothic"/>
-          <w:sz w:val="21"/>
-        </w:rPr>
-        <w:t>プラスワン施策を具体化する。レジ前プライチ（小物チョコ等）に加え、コーヒー＋ベーカリー／おにぎり＋汁物のセット声掛けを実施。コーヒーマシン稼働率は朝の客単価に直結する。</w:t>
-      </w:r>
-    </w:p>
-    <w:p>
-      <w:pPr>
-        <w:pStyle w:val="ListBullet"/>
-        <w:spacing w:after="40"/>
-      </w:pPr>
-      <w:r>
-        <w:rPr>
-          <w:rFonts w:ascii="Yu Gothic" w:hAnsi="Yu Gothic" w:eastAsia="Yu Gothic"/>
-          <w:sz w:val="21"/>
-        </w:rPr>
-        <w:t>ホットスナックは「焼き上がり・温め完了時刻の見える化」。朝ピークに合わせて逆算し、POP（焼きたて時刻）で誘導する。</w:t>
-      </w:r>
-    </w:p>
-    <w:p>
-      <w:pPr>
-        <w:pStyle w:val="ListBullet"/>
-        <w:spacing w:after="40"/>
-      </w:pPr>
-      <w:r>
-        <w:rPr>
-          <w:rFonts w:ascii="Yu Gothic" w:hAnsi="Yu Gothic" w:eastAsia="Yu Gothic"/>
-          <w:sz w:val="21"/>
-        </w:rPr>
-        <w:t>欠品ゼロを最優先。朝の欠品はそのまま売上ロス。主力おにぎり・サンドの基準在庫を引き上げ、朝便基準で発注を見直す。</w:t>
-      </w:r>
-    </w:p>
-    <w:p>
-      <w:pPr>
-        <w:spacing w:before="200" w:after="80"/>
-      </w:pPr>
-      <w:r>
-        <w:rPr>
-          <w:rFonts w:ascii="Yu Gothic" w:hAnsi="Yu Gothic" w:eastAsia="Yu Gothic"/>
-          <w:b/>
-          <w:color w:val="1F3B5C"/>
-          <w:sz w:val="26"/>
-        </w:rPr>
-        <w:t>3. 夜帯の立て直し</w:t>
-      </w:r>
-    </w:p>
-    <w:p>
-      <w:pPr>
-        <w:spacing w:after="60"/>
-      </w:pPr>
-      <w:r>
-        <w:rPr>
-          <w:rFonts w:ascii="Yu Gothic" w:hAnsi="Yu Gothic" w:eastAsia="Yu Gothic"/>
-          <w:b/>
-          <w:sz w:val="21"/>
-        </w:rPr>
-        <w:t>原案（小泉店長）：フライヤーの拡充。揚げ止め時間の確認と、その時の品揃え。デイリー（チル弁・麺類・サラダ・惣菜）の品揃え数の見直し。セールがあれば上手に活用する。</w:t>
-      </w:r>
-    </w:p>
-    <w:p>
-      <w:pPr>
-        <w:spacing w:after="60"/>
-      </w:pPr>
-      <w:r>
-        <w:rPr>
-          <w:rFonts w:ascii="Yu Gothic" w:hAnsi="Yu Gothic" w:eastAsia="Yu Gothic"/>
-          <w:b w:val="0"/>
-          <w:sz w:val="21"/>
-        </w:rPr>
-        <w:t>【ブラッシュアップ・追記】</w:t>
-      </w:r>
-    </w:p>
-    <w:p>
-      <w:pPr>
-        <w:pStyle w:val="ListBullet"/>
-        <w:spacing w:after="40"/>
-      </w:pPr>
-      <w:r>
-        <w:rPr>
-          <w:rFonts w:ascii="Yu Gothic" w:hAnsi="Yu Gothic" w:eastAsia="Yu Gothic"/>
-          <w:sz w:val="21"/>
-        </w:rPr>
-        <w:t>揚げ止め時間の確認に加え、閉店◯時間前から売れ筋2～3品に絞って揚げるルールにする。廃棄を抑えつつ品切れ感を出さない。</w:t>
-      </w:r>
-    </w:p>
-    <w:p>
-      <w:pPr>
-        <w:pStyle w:val="ListBullet"/>
-        <w:spacing w:after="40"/>
-      </w:pPr>
-      <w:r>
-        <w:rPr>
-          <w:rFonts w:ascii="Yu Gothic" w:hAnsi="Yu Gothic" w:eastAsia="Yu Gothic"/>
-          <w:sz w:val="21"/>
-        </w:rPr>
-        <w:t>デイリーは「単品大量」より「少量多品目」で見切り前提の構成に。値引き（見切り）開始時間とルールを明文化し、廃棄前に売り切る。</w:t>
-      </w:r>
-    </w:p>
-    <w:p>
-      <w:pPr>
-        <w:pStyle w:val="ListBullet"/>
-        <w:spacing w:after="40"/>
-      </w:pPr>
-      <w:r>
-        <w:rPr>
-          <w:rFonts w:ascii="Yu Gothic" w:hAnsi="Yu Gothic" w:eastAsia="Yu Gothic"/>
-          <w:sz w:val="21"/>
-        </w:rPr>
-        <w:t>夜の客層（仕事帰りの夕食まとめ買い）に合わせ、惣菜＋主食＋一品（サラダ・汁物）の関連陳列を行う。</w:t>
-      </w:r>
-    </w:p>
-    <w:p>
-      <w:pPr>
-        <w:spacing w:before="200" w:after="80"/>
-      </w:pPr>
-      <w:r>
-        <w:rPr>
-          <w:rFonts w:ascii="Yu Gothic" w:hAnsi="Yu Gothic" w:eastAsia="Yu Gothic"/>
-          <w:b/>
-          <w:color w:val="1F3B5C"/>
-          <w:sz w:val="26"/>
-        </w:rPr>
-        <w:t>4. 廃棄・発注の見直し（曜日別対策）</w:t>
-      </w:r>
-    </w:p>
-    <w:p>
-      <w:pPr>
-        <w:spacing w:after="60"/>
-      </w:pPr>
-      <w:r>
-        <w:rPr>
-          <w:rFonts w:ascii="Yu Gothic" w:hAnsi="Yu Gothic" w:eastAsia="Yu Gothic"/>
-          <w:b/>
-          <w:sz w:val="21"/>
-        </w:rPr>
-        <w:t>原案（小泉店長）：①月曜日の廃棄＝土日の発注を見直し、値引きのタイミングを早める。②木曜日の廃棄＝新規商品の影響か？　残り具合を見て値引きタイミングを考える。</w:t>
-      </w:r>
-    </w:p>
-    <w:p>
-      <w:pPr>
-        <w:spacing w:after="60"/>
-      </w:pPr>
-      <w:r>
-        <w:rPr>
-          <w:rFonts w:ascii="Yu Gothic" w:hAnsi="Yu Gothic" w:eastAsia="Yu Gothic"/>
-          <w:b w:val="0"/>
-          <w:sz w:val="21"/>
-        </w:rPr>
-        <w:t>【ブラッシュアップ・追記】</w:t>
-      </w:r>
-    </w:p>
-    <w:p>
-      <w:pPr>
-        <w:pStyle w:val="ListBullet"/>
-        <w:spacing w:after="40"/>
-      </w:pPr>
-      <w:r>
-        <w:rPr>
-          <w:rFonts w:ascii="Yu Gothic" w:hAnsi="Yu Gothic" w:eastAsia="Yu Gothic"/>
-          <w:sz w:val="21"/>
-        </w:rPr>
-        <w:t>曜日別の発注カーブを作る。曜日別・時間帯別の販売実績で発注基準値を分ける（住宅地寄りなら土日の買われ方が平日と別物になりやすい）。</w:t>
-      </w:r>
-    </w:p>
-    <w:p>
-      <w:pPr>
-        <w:pStyle w:val="ListBullet"/>
-        <w:spacing w:after="40"/>
-      </w:pPr>
-      <w:r>
-        <w:rPr>
-          <w:rFonts w:ascii="Yu Gothic" w:hAnsi="Yu Gothic" w:eastAsia="Yu Gothic"/>
-          <w:sz w:val="21"/>
-        </w:rPr>
-        <w:t>月曜の廃棄が多い主因は土曜夜～日曜の発注過多。土曜最終便・日曜朝便の数量を実績ベースで再設定する。ただし日曜を絞りすぎると月曜朝が品薄になるため、両端をセットで管理する。</w:t>
-      </w:r>
-    </w:p>
-    <w:p>
-      <w:pPr>
-        <w:pStyle w:val="ListBullet"/>
-        <w:spacing w:after="40"/>
-      </w:pPr>
-      <w:r>
-        <w:rPr>
-          <w:rFonts w:ascii="Yu Gothic" w:hAnsi="Yu Gothic" w:eastAsia="Yu Gothic"/>
-          <w:sz w:val="21"/>
-        </w:rPr>
-        <w:t>値引き（見切り）のタイミングを早める基準を時刻で明文化する（例：閉店◯時間前で◯％）。担当者の判断任せにせず、誰がやっても同じ動きになるようにする。</w:t>
-      </w:r>
-    </w:p>
-    <w:p>
-      <w:pPr>
-        <w:pStyle w:val="ListBullet"/>
-        <w:spacing w:after="40"/>
-      </w:pPr>
-      <w:r>
-        <w:rPr>
-          <w:rFonts w:ascii="Yu Gothic" w:hAnsi="Yu Gothic" w:eastAsia="Yu Gothic"/>
-          <w:sz w:val="21"/>
-        </w:rPr>
-        <w:t>木曜の廃棄は新規商品の動きを単品で検証する。導入週の販売実績を1～2週分追い、「定着しない新規」は発注数を絞るか早めの見切りに切り替える。新規の山と既存商品の発注が重なって過多にならないよう調整する。</w:t>
-      </w:r>
-    </w:p>
-    <w:p>
-      <w:pPr>
-        <w:spacing w:before="200" w:after="80"/>
-      </w:pPr>
-      <w:r>
-        <w:rPr>
-          <w:rFonts w:ascii="Yu Gothic" w:hAnsi="Yu Gothic" w:eastAsia="Yu Gothic"/>
-          <w:b/>
-          <w:color w:val="1F3B5C"/>
-          <w:sz w:val="26"/>
-        </w:rPr>
-        <w:t>5. フライヤー販売の強化（声掛けの仕組み化）</w:t>
-      </w:r>
-    </w:p>
-    <w:p>
-      <w:pPr>
-        <w:spacing w:after="60"/>
-      </w:pPr>
-      <w:r>
-        <w:rPr>
-          <w:rFonts w:ascii="Yu Gothic" w:hAnsi="Yu Gothic" w:eastAsia="Yu Gothic"/>
-          <w:b/>
-          <w:sz w:val="21"/>
-        </w:rPr>
-        <w:t>原案（小泉店長）：フライヤーの販売をもっと伸ばす。セール時はもちろん、新規商品の時もいかに声掛けができるか。主体者が先頭に立って声掛けをし、スタッフも声掛けできるようにする。</w:t>
-      </w:r>
-    </w:p>
-    <w:p>
-      <w:pPr>
-        <w:spacing w:after="60"/>
-      </w:pPr>
-      <w:r>
-        <w:rPr>
-          <w:rFonts w:ascii="Yu Gothic" w:hAnsi="Yu Gothic" w:eastAsia="Yu Gothic"/>
-          <w:b w:val="0"/>
-          <w:sz w:val="21"/>
-        </w:rPr>
-        <w:t>【ブラッシュアップ・追記】</w:t>
-      </w:r>
-    </w:p>
-    <w:p>
-      <w:pPr>
-        <w:pStyle w:val="ListBullet"/>
-        <w:spacing w:after="40"/>
-      </w:pPr>
-      <w:r>
-        <w:rPr>
-          <w:rFonts w:ascii="Yu Gothic" w:hAnsi="Yu Gothic" w:eastAsia="Yu Gothic"/>
-          <w:sz w:val="21"/>
-        </w:rPr>
-        <w:t>主体者（店長・社員）が先頭で声掛けの「お手本」を見せ、トークの型（ひと言フレーズ）を決めてクルーに共有する。誰でも言える短い言葉にするのが定着のコツ。</w:t>
-      </w:r>
-    </w:p>
-    <w:p>
-      <w:pPr>
-        <w:pStyle w:val="ListBullet"/>
-        <w:spacing w:after="40"/>
-      </w:pPr>
-      <w:r>
-        <w:rPr>
-          <w:rFonts w:ascii="Yu Gothic" w:hAnsi="Yu Gothic" w:eastAsia="Yu Gothic"/>
-          <w:sz w:val="21"/>
-        </w:rPr>
-        <w:t>声掛けのタイミングをルール化する。揚げたて直後・レジ会計時・ピーク前など「いつ声を掛けるか」を作業の中に組み込む。</w:t>
-      </w:r>
-    </w:p>
-    <w:p>
-      <w:pPr>
-        <w:pStyle w:val="ListBullet"/>
-        <w:spacing w:after="40"/>
-      </w:pPr>
-      <w:r>
-        <w:rPr>
-          <w:rFonts w:ascii="Yu Gothic" w:hAnsi="Yu Gothic" w:eastAsia="Yu Gothic"/>
-          <w:sz w:val="21"/>
-        </w:rPr>
-        <w:t>新規商品は導入初週が勝負。POP＋試食的アピール＋声掛けをセットで実施し、立ち上がりを早める。</w:t>
-      </w:r>
-    </w:p>
-    <w:p>
-      <w:pPr>
-        <w:pStyle w:val="ListBullet"/>
-        <w:spacing w:after="40"/>
-      </w:pPr>
-      <w:r>
-        <w:rPr>
-          <w:rFonts w:ascii="Yu Gothic" w:hAnsi="Yu Gothic" w:eastAsia="Yu Gothic"/>
-          <w:sz w:val="21"/>
-        </w:rPr>
-        <w:t>結果を見える化する。フライヤーの日別販売数を掲示し、声掛け強化日と通常日の差をクルーと共有してモチベーションにつなげる。</w:t>
-      </w:r>
-    </w:p>
-    <w:p>
-      <w:pPr>
-        <w:spacing w:before="200" w:after="80"/>
-      </w:pPr>
-      <w:r>
-        <w:rPr>
-          <w:rFonts w:ascii="Yu Gothic" w:hAnsi="Yu Gothic" w:eastAsia="Yu Gothic"/>
-          <w:b/>
-          <w:color w:val="1F3B5C"/>
-          <w:sz w:val="26"/>
-        </w:rPr>
-        <w:t>6. 全体への追加提案（実行マネジメント）</w:t>
-      </w:r>
-    </w:p>
-    <w:p>
-      <w:pPr>
-        <w:pStyle w:val="ListBullet"/>
-        <w:spacing w:after="40"/>
-      </w:pPr>
-      <w:r>
-        <w:rPr>
-          <w:rFonts w:ascii="Yu Gothic" w:hAnsi="Yu Gothic" w:eastAsia="Yu Gothic"/>
-          <w:sz w:val="21"/>
-        </w:rPr>
-        <w:t>優先順位と期限を付ける：①朝帯 → ②弁当シフト → ③夜帯 → ④発注精度の順で、各2週間スパンで着手する（4テーマ同時着手は現場が回らない）。</w:t>
-      </w:r>
-    </w:p>
-    <w:p>
-      <w:pPr>
-        <w:pStyle w:val="ListBullet"/>
-        <w:spacing w:after="40"/>
-      </w:pPr>
-      <w:r>
-        <w:rPr>
-          <w:rFonts w:ascii="Yu Gothic" w:hAnsi="Yu Gothic" w:eastAsia="Yu Gothic"/>
-          <w:sz w:val="21"/>
-        </w:rPr>
-        <w:t>数値目標（KPI）を1つずつ設定：朝帯売上前年比／チルド弁当＋調理麺の売上構成比／デイリー廃棄率／客単価。「やった・やってない」でなく数字で振り返る。</w:t>
-      </w:r>
-    </w:p>
-    <w:p>
-      <w:pPr>
-        <w:pStyle w:val="ListBullet"/>
-        <w:spacing w:after="40"/>
-      </w:pPr>
-      <w:r>
-        <w:rPr>
-          <w:rFonts w:ascii="Yu Gothic" w:hAnsi="Yu Gothic" w:eastAsia="Yu Gothic"/>
-          <w:sz w:val="21"/>
-        </w:rPr>
-        <w:t>作業の標準化：フェイスアップ・揚げ止め・見切りはすべて「誰が・いつ・何を」の作業割当に落とし込み定着させる。</w:t>
-      </w:r>
-    </w:p>
-    <w:p>
-      <w:pPr>
-        <w:pStyle w:val="ListBullet"/>
-        <w:spacing w:after="40"/>
-      </w:pPr>
-      <w:r>
-        <w:rPr>
-          <w:rFonts w:ascii="Yu Gothic" w:hAnsi="Yu Gothic" w:eastAsia="Yu Gothic"/>
-          <w:sz w:val="21"/>
-        </w:rPr>
-        <w:t>クルー共有：方針を朝礼やノートで全クルーに周知する。特に「弁当を絞る理由」は欠品クレーム対応のためにも全員で共有する。</w:t>
-      </w:r>
-    </w:p>
-    <w:p>
-      <w:pPr>
-        <w:spacing w:before="200" w:after="80"/>
-      </w:pPr>
-      <w:r>
-        <w:rPr>
-          <w:rFonts w:ascii="Yu Gothic" w:hAnsi="Yu Gothic" w:eastAsia="Yu Gothic"/>
-          <w:b/>
-          <w:color w:val="1F3B5C"/>
-          <w:sz w:val="26"/>
-        </w:rPr>
-        <w:t>7. KPI管理表（記入例）</w:t>
       </w:r>
     </w:p>
     <w:tbl>
       <w:tblPr>
-        <w:tblStyle w:val="LightGrid-Accent1"/>
         <w:tblW w:type="auto" w:w="0"/>
         <w:tblLook w:firstColumn="1" w:firstRow="1" w:lastColumn="0" w:lastRow="0" w:noHBand="0" w:noVBand="1" w:val="04A0"/>
+        <w:tblBorders>
+          <w:top w:val="none"/>
+          <w:left w:val="none"/>
+          <w:bottom w:val="none"/>
+          <w:right w:val="none"/>
+          <w:insideH w:val="none"/>
+          <w:insideV w:val="none"/>
+        </w:tblBorders>
       </w:tblPr>
       <w:tblGrid>
-        <w:gridCol w:w="2160"/>
-        <w:gridCol w:w="2160"/>
-        <w:gridCol w:w="2160"/>
-        <w:gridCol w:w="2160"/>
+        <w:gridCol w:w="624"/>
+        <w:gridCol w:w="9071"/>
       </w:tblGrid>
       <w:tr>
         <w:tc>
           <w:tcPr>
-            <w:tcW w:type="dxa" w:w="2160"/>
+            <w:tcW w:type="dxa" w:w="5100"/>
+            <w:shd w:val="clear" w:color="auto" w:fill="1F3B5C"/>
+            <w:tcMar>
+              <w:top w:w="40" w:type="dxa"/>
+              <w:bottom w:w="40" w:type="dxa"/>
+              <w:start w:w="40" w:type="dxa"/>
+              <w:end w:w="40" w:type="dxa"/>
+            </w:tcMar>
+            <w:vAlign w:val="center"/>
           </w:tcPr>
           <w:p>
+            <w:pPr>
+              <w:spacing w:after="0" w:before="0"/>
+              <w:jc w:val="center"/>
+            </w:pPr>
             <w:r>
               <w:rPr>
                 <w:rFonts w:ascii="Yu Gothic" w:hAnsi="Yu Gothic" w:eastAsia="Yu Gothic"/>
                 <w:b/>
+                <w:color w:val="FFFFFF"/>
+                <w:sz w:val="28"/>
+              </w:rPr>
+              <w:t>7</w:t>
+            </w:r>
+          </w:p>
+        </w:tc>
+        <w:tc>
+          <w:tcPr>
+            <w:tcW w:type="dxa" w:w="5100"/>
+            <w:shd w:val="clear" w:color="auto" w:fill="2E7D32"/>
+            <w:tcMar>
+              <w:top w:w="60" w:type="dxa"/>
+              <w:bottom w:w="60" w:type="dxa"/>
+              <w:start w:w="160" w:type="dxa"/>
+              <w:end w:w="60" w:type="dxa"/>
+            </w:tcMar>
+            <w:vAlign w:val="center"/>
+          </w:tcPr>
+          <w:p>
+            <w:pPr>
+              <w:spacing w:after="0" w:before="0"/>
+            </w:pPr>
+            <w:r>
+              <w:rPr>
+                <w:rFonts w:ascii="Yu Gothic" w:hAnsi="Yu Gothic" w:eastAsia="Yu Gothic"/>
+                <w:b/>
+                <w:color w:val="FFFFFF"/>
+                <w:sz w:val="25"/>
+              </w:rPr>
+              <w:t>KPI管理表（記入例）</w:t>
+            </w:r>
+          </w:p>
+        </w:tc>
+      </w:tr>
+    </w:tbl>
+    <w:tbl>
+      <w:tblPr>
+        <w:tblW w:type="auto" w:w="0"/>
+        <w:jc w:val="center"/>
+        <w:tblLook w:firstColumn="1" w:firstRow="1" w:lastColumn="0" w:lastRow="0" w:noHBand="0" w:noVBand="1" w:val="04A0"/>
+      </w:tblPr>
+      <w:tblGrid>
+        <w:gridCol w:w="1474"/>
+        <w:gridCol w:w="4082"/>
+        <w:gridCol w:w="1587"/>
+        <w:gridCol w:w="1701"/>
+      </w:tblGrid>
+      <w:tr>
+        <w:tc>
+          <w:tcPr>
+            <w:tcW w:type="dxa" w:w="2550"/>
+            <w:shd w:val="clear" w:color="auto" w:fill="1F3B5C"/>
+            <w:tcBorders>
+              <w:top w:val="single" w:sz="4" w:space="0" w:color="FFFFFF"/>
+              <w:left w:val="single" w:sz="4" w:space="0" w:color="FFFFFF"/>
+              <w:bottom w:val="single" w:sz="4" w:space="0" w:color="FFFFFF"/>
+              <w:right w:val="single" w:sz="4" w:space="0" w:color="FFFFFF"/>
+            </w:tcBorders>
+            <w:tcMar>
+              <w:top w:w="50" w:type="dxa"/>
+              <w:bottom w:w="50" w:type="dxa"/>
+              <w:start w:w="100" w:type="dxa"/>
+              <w:end w:w="100" w:type="dxa"/>
+            </w:tcMar>
+          </w:tcPr>
+          <w:p>
+            <w:pPr>
+              <w:spacing w:after="0" w:before="0"/>
+            </w:pPr>
+            <w:r>
+              <w:rPr>
+                <w:rFonts w:ascii="Yu Gothic" w:hAnsi="Yu Gothic" w:eastAsia="Yu Gothic"/>
+                <w:b/>
+                <w:color w:val="FFFFFF"/>
                 <w:sz w:val="20"/>
               </w:rPr>
               <w:t>項目</w:t>
@@ -614,28 +2106,62 @@
         </w:tc>
         <w:tc>
           <w:tcPr>
-            <w:tcW w:type="dxa" w:w="2160"/>
+            <w:tcW w:type="dxa" w:w="2550"/>
+            <w:shd w:val="clear" w:color="auto" w:fill="1F3B5C"/>
+            <w:tcBorders>
+              <w:top w:val="single" w:sz="4" w:space="0" w:color="FFFFFF"/>
+              <w:left w:val="single" w:sz="4" w:space="0" w:color="FFFFFF"/>
+              <w:bottom w:val="single" w:sz="4" w:space="0" w:color="FFFFFF"/>
+              <w:right w:val="single" w:sz="4" w:space="0" w:color="FFFFFF"/>
+            </w:tcBorders>
+            <w:tcMar>
+              <w:top w:w="50" w:type="dxa"/>
+              <w:bottom w:w="50" w:type="dxa"/>
+              <w:start w:w="100" w:type="dxa"/>
+              <w:end w:w="100" w:type="dxa"/>
+            </w:tcMar>
           </w:tcPr>
           <w:p>
+            <w:pPr>
+              <w:spacing w:after="0" w:before="0"/>
+            </w:pPr>
             <w:r>
               <w:rPr>
                 <w:rFonts w:ascii="Yu Gothic" w:hAnsi="Yu Gothic" w:eastAsia="Yu Gothic"/>
                 <w:b/>
+                <w:color w:val="FFFFFF"/>
                 <w:sz w:val="20"/>
               </w:rPr>
-              <w:t>指標(KPI)</w:t>
+              <w:t>指標（KPI）</w:t>
             </w:r>
           </w:p>
         </w:tc>
         <w:tc>
           <w:tcPr>
-            <w:tcW w:type="dxa" w:w="2160"/>
+            <w:tcW w:type="dxa" w:w="2550"/>
+            <w:shd w:val="clear" w:color="auto" w:fill="1F3B5C"/>
+            <w:tcBorders>
+              <w:top w:val="single" w:sz="4" w:space="0" w:color="FFFFFF"/>
+              <w:left w:val="single" w:sz="4" w:space="0" w:color="FFFFFF"/>
+              <w:bottom w:val="single" w:sz="4" w:space="0" w:color="FFFFFF"/>
+              <w:right w:val="single" w:sz="4" w:space="0" w:color="FFFFFF"/>
+            </w:tcBorders>
+            <w:tcMar>
+              <w:top w:w="50" w:type="dxa"/>
+              <w:bottom w:w="50" w:type="dxa"/>
+              <w:start w:w="100" w:type="dxa"/>
+              <w:end w:w="100" w:type="dxa"/>
+            </w:tcMar>
           </w:tcPr>
           <w:p>
+            <w:pPr>
+              <w:spacing w:after="0" w:before="0"/>
+            </w:pPr>
             <w:r>
               <w:rPr>
                 <w:rFonts w:ascii="Yu Gothic" w:hAnsi="Yu Gothic" w:eastAsia="Yu Gothic"/>
                 <w:b/>
+                <w:color w:val="FFFFFF"/>
                 <w:sz w:val="20"/>
               </w:rPr>
               <w:t>現状</w:t>
@@ -644,13 +2170,30 @@
         </w:tc>
         <w:tc>
           <w:tcPr>
-            <w:tcW w:type="dxa" w:w="2160"/>
+            <w:tcW w:type="dxa" w:w="2550"/>
+            <w:shd w:val="clear" w:color="auto" w:fill="1F3B5C"/>
+            <w:tcBorders>
+              <w:top w:val="single" w:sz="4" w:space="0" w:color="FFFFFF"/>
+              <w:left w:val="single" w:sz="4" w:space="0" w:color="FFFFFF"/>
+              <w:bottom w:val="single" w:sz="4" w:space="0" w:color="FFFFFF"/>
+              <w:right w:val="single" w:sz="4" w:space="0" w:color="FFFFFF"/>
+            </w:tcBorders>
+            <w:tcMar>
+              <w:top w:w="50" w:type="dxa"/>
+              <w:bottom w:w="50" w:type="dxa"/>
+              <w:start w:w="100" w:type="dxa"/>
+              <w:end w:w="100" w:type="dxa"/>
+            </w:tcMar>
           </w:tcPr>
           <w:p>
+            <w:pPr>
+              <w:spacing w:after="0" w:before="0"/>
+            </w:pPr>
             <w:r>
               <w:rPr>
                 <w:rFonts w:ascii="Yu Gothic" w:hAnsi="Yu Gothic" w:eastAsia="Yu Gothic"/>
                 <w:b/>
+                <w:color w:val="FFFFFF"/>
                 <w:sz w:val="20"/>
               </w:rPr>
               <w:t>目標</w:t>
@@ -661,12 +2204,30 @@
       <w:tr>
         <w:tc>
           <w:tcPr>
-            <w:tcW w:type="dxa" w:w="2160"/>
+            <w:tcW w:type="dxa" w:w="1474"/>
+            <w:shd w:val="clear" w:color="auto" w:fill="FFFFFF"/>
+            <w:tcBorders>
+              <w:top w:val="single" w:sz="4" w:space="0" w:color="C9D3DF"/>
+              <w:left w:val="single" w:sz="4" w:space="0" w:color="C9D3DF"/>
+              <w:bottom w:val="single" w:sz="4" w:space="0" w:color="C9D3DF"/>
+              <w:right w:val="single" w:sz="4" w:space="0" w:color="C9D3DF"/>
+            </w:tcBorders>
+            <w:tcMar>
+              <w:top w:w="50" w:type="dxa"/>
+              <w:bottom w:w="50" w:type="dxa"/>
+              <w:start w:w="100" w:type="dxa"/>
+              <w:end w:w="100" w:type="dxa"/>
+            </w:tcMar>
           </w:tcPr>
           <w:p>
+            <w:pPr>
+              <w:spacing w:after="0" w:before="0"/>
+            </w:pPr>
             <w:r>
               <w:rPr>
                 <w:rFonts w:ascii="Yu Gothic" w:hAnsi="Yu Gothic" w:eastAsia="Yu Gothic"/>
+                <w:b/>
+                <w:color w:val="1F3B5C"/>
                 <w:sz w:val="20"/>
               </w:rPr>
               <w:t>朝帯</w:t>
@@ -675,26 +2236,60 @@
         </w:tc>
         <w:tc>
           <w:tcPr>
-            <w:tcW w:type="dxa" w:w="2160"/>
+            <w:tcW w:type="dxa" w:w="4082"/>
+            <w:shd w:val="clear" w:color="auto" w:fill="FFFFFF"/>
+            <w:tcBorders>
+              <w:top w:val="single" w:sz="4" w:space="0" w:color="C9D3DF"/>
+              <w:left w:val="single" w:sz="4" w:space="0" w:color="C9D3DF"/>
+              <w:bottom w:val="single" w:sz="4" w:space="0" w:color="C9D3DF"/>
+              <w:right w:val="single" w:sz="4" w:space="0" w:color="C9D3DF"/>
+            </w:tcBorders>
+            <w:tcMar>
+              <w:top w:w="50" w:type="dxa"/>
+              <w:bottom w:w="50" w:type="dxa"/>
+              <w:start w:w="100" w:type="dxa"/>
+              <w:end w:w="100" w:type="dxa"/>
+            </w:tcMar>
           </w:tcPr>
           <w:p>
+            <w:pPr>
+              <w:spacing w:after="0" w:before="0"/>
+            </w:pPr>
             <w:r>
               <w:rPr>
                 <w:rFonts w:ascii="Yu Gothic" w:hAnsi="Yu Gothic" w:eastAsia="Yu Gothic"/>
+                <w:b w:val="0"/>
                 <w:sz w:val="20"/>
               </w:rPr>
-              <w:t>朝帯売上 前年比</w:t>
+              <w:t>朝帯売上　前年比</w:t>
             </w:r>
           </w:p>
         </w:tc>
         <w:tc>
           <w:tcPr>
-            <w:tcW w:type="dxa" w:w="2160"/>
+            <w:tcW w:type="dxa" w:w="1587"/>
+            <w:shd w:val="clear" w:color="auto" w:fill="FFFFFF"/>
+            <w:tcBorders>
+              <w:top w:val="single" w:sz="4" w:space="0" w:color="C9D3DF"/>
+              <w:left w:val="single" w:sz="4" w:space="0" w:color="C9D3DF"/>
+              <w:bottom w:val="single" w:sz="4" w:space="0" w:color="C9D3DF"/>
+              <w:right w:val="single" w:sz="4" w:space="0" w:color="C9D3DF"/>
+            </w:tcBorders>
+            <w:tcMar>
+              <w:top w:w="50" w:type="dxa"/>
+              <w:bottom w:w="50" w:type="dxa"/>
+              <w:start w:w="100" w:type="dxa"/>
+              <w:end w:w="100" w:type="dxa"/>
+            </w:tcMar>
           </w:tcPr>
           <w:p>
+            <w:pPr>
+              <w:spacing w:after="0" w:before="0"/>
+            </w:pPr>
             <w:r>
               <w:rPr>
                 <w:rFonts w:ascii="Yu Gothic" w:hAnsi="Yu Gothic" w:eastAsia="Yu Gothic"/>
+                <w:b w:val="0"/>
                 <w:sz w:val="20"/>
               </w:rPr>
             </w:r>
@@ -702,15 +2297,32 @@
         </w:tc>
         <w:tc>
           <w:tcPr>
-            <w:tcW w:type="dxa" w:w="2160"/>
+            <w:tcW w:type="dxa" w:w="1701"/>
+            <w:shd w:val="clear" w:color="auto" w:fill="FFFFFF"/>
+            <w:tcBorders>
+              <w:top w:val="single" w:sz="4" w:space="0" w:color="C9D3DF"/>
+              <w:left w:val="single" w:sz="4" w:space="0" w:color="C9D3DF"/>
+              <w:bottom w:val="single" w:sz="4" w:space="0" w:color="C9D3DF"/>
+              <w:right w:val="single" w:sz="4" w:space="0" w:color="C9D3DF"/>
+            </w:tcBorders>
+            <w:tcMar>
+              <w:top w:w="50" w:type="dxa"/>
+              <w:bottom w:w="50" w:type="dxa"/>
+              <w:start w:w="100" w:type="dxa"/>
+              <w:end w:w="100" w:type="dxa"/>
+            </w:tcMar>
           </w:tcPr>
           <w:p>
+            <w:pPr>
+              <w:spacing w:after="0" w:before="0"/>
+            </w:pPr>
             <w:r>
               <w:rPr>
                 <w:rFonts w:ascii="Yu Gothic" w:hAnsi="Yu Gothic" w:eastAsia="Yu Gothic"/>
+                <w:b w:val="0"/>
                 <w:sz w:val="20"/>
               </w:rPr>
-              <w:t>＋％</w:t>
+              <w:t>＋　％</w:t>
             </w:r>
           </w:p>
         </w:tc>
@@ -718,12 +2330,30 @@
       <w:tr>
         <w:tc>
           <w:tcPr>
-            <w:tcW w:type="dxa" w:w="2160"/>
+            <w:tcW w:type="dxa" w:w="1474"/>
+            <w:shd w:val="clear" w:color="auto" w:fill="F2F6FA"/>
+            <w:tcBorders>
+              <w:top w:val="single" w:sz="4" w:space="0" w:color="C9D3DF"/>
+              <w:left w:val="single" w:sz="4" w:space="0" w:color="C9D3DF"/>
+              <w:bottom w:val="single" w:sz="4" w:space="0" w:color="C9D3DF"/>
+              <w:right w:val="single" w:sz="4" w:space="0" w:color="C9D3DF"/>
+            </w:tcBorders>
+            <w:tcMar>
+              <w:top w:w="50" w:type="dxa"/>
+              <w:bottom w:w="50" w:type="dxa"/>
+              <w:start w:w="100" w:type="dxa"/>
+              <w:end w:w="100" w:type="dxa"/>
+            </w:tcMar>
           </w:tcPr>
           <w:p>
+            <w:pPr>
+              <w:spacing w:after="0" w:before="0"/>
+            </w:pPr>
             <w:r>
               <w:rPr>
                 <w:rFonts w:ascii="Yu Gothic" w:hAnsi="Yu Gothic" w:eastAsia="Yu Gothic"/>
+                <w:b/>
+                <w:color w:val="1F3B5C"/>
                 <w:sz w:val="20"/>
               </w:rPr>
               <w:t>売場シフト</w:t>
@@ -732,26 +2362,60 @@
         </w:tc>
         <w:tc>
           <w:tcPr>
-            <w:tcW w:type="dxa" w:w="2160"/>
+            <w:tcW w:type="dxa" w:w="4082"/>
+            <w:shd w:val="clear" w:color="auto" w:fill="F2F6FA"/>
+            <w:tcBorders>
+              <w:top w:val="single" w:sz="4" w:space="0" w:color="C9D3DF"/>
+              <w:left w:val="single" w:sz="4" w:space="0" w:color="C9D3DF"/>
+              <w:bottom w:val="single" w:sz="4" w:space="0" w:color="C9D3DF"/>
+              <w:right w:val="single" w:sz="4" w:space="0" w:color="C9D3DF"/>
+            </w:tcBorders>
+            <w:tcMar>
+              <w:top w:w="50" w:type="dxa"/>
+              <w:bottom w:w="50" w:type="dxa"/>
+              <w:start w:w="100" w:type="dxa"/>
+              <w:end w:w="100" w:type="dxa"/>
+            </w:tcMar>
           </w:tcPr>
           <w:p>
+            <w:pPr>
+              <w:spacing w:after="0" w:before="0"/>
+            </w:pPr>
             <w:r>
               <w:rPr>
                 <w:rFonts w:ascii="Yu Gothic" w:hAnsi="Yu Gothic" w:eastAsia="Yu Gothic"/>
+                <w:b w:val="0"/>
                 <w:sz w:val="20"/>
               </w:rPr>
-              <w:t>チルド弁当＋調理麺 構成比</w:t>
+              <w:t>チルド弁当＋調理麺　売上構成比</w:t>
             </w:r>
           </w:p>
         </w:tc>
         <w:tc>
           <w:tcPr>
-            <w:tcW w:type="dxa" w:w="2160"/>
+            <w:tcW w:type="dxa" w:w="1587"/>
+            <w:shd w:val="clear" w:color="auto" w:fill="F2F6FA"/>
+            <w:tcBorders>
+              <w:top w:val="single" w:sz="4" w:space="0" w:color="C9D3DF"/>
+              <w:left w:val="single" w:sz="4" w:space="0" w:color="C9D3DF"/>
+              <w:bottom w:val="single" w:sz="4" w:space="0" w:color="C9D3DF"/>
+              <w:right w:val="single" w:sz="4" w:space="0" w:color="C9D3DF"/>
+            </w:tcBorders>
+            <w:tcMar>
+              <w:top w:w="50" w:type="dxa"/>
+              <w:bottom w:w="50" w:type="dxa"/>
+              <w:start w:w="100" w:type="dxa"/>
+              <w:end w:w="100" w:type="dxa"/>
+            </w:tcMar>
           </w:tcPr>
           <w:p>
+            <w:pPr>
+              <w:spacing w:after="0" w:before="0"/>
+            </w:pPr>
             <w:r>
               <w:rPr>
                 <w:rFonts w:ascii="Yu Gothic" w:hAnsi="Yu Gothic" w:eastAsia="Yu Gothic"/>
+                <w:b w:val="0"/>
                 <w:sz w:val="20"/>
               </w:rPr>
             </w:r>
@@ -759,15 +2423,32 @@
         </w:tc>
         <w:tc>
           <w:tcPr>
-            <w:tcW w:type="dxa" w:w="2160"/>
+            <w:tcW w:type="dxa" w:w="1701"/>
+            <w:shd w:val="clear" w:color="auto" w:fill="F2F6FA"/>
+            <w:tcBorders>
+              <w:top w:val="single" w:sz="4" w:space="0" w:color="C9D3DF"/>
+              <w:left w:val="single" w:sz="4" w:space="0" w:color="C9D3DF"/>
+              <w:bottom w:val="single" w:sz="4" w:space="0" w:color="C9D3DF"/>
+              <w:right w:val="single" w:sz="4" w:space="0" w:color="C9D3DF"/>
+            </w:tcBorders>
+            <w:tcMar>
+              <w:top w:w="50" w:type="dxa"/>
+              <w:bottom w:w="50" w:type="dxa"/>
+              <w:start w:w="100" w:type="dxa"/>
+              <w:end w:w="100" w:type="dxa"/>
+            </w:tcMar>
           </w:tcPr>
           <w:p>
+            <w:pPr>
+              <w:spacing w:after="0" w:before="0"/>
+            </w:pPr>
             <w:r>
               <w:rPr>
                 <w:rFonts w:ascii="Yu Gothic" w:hAnsi="Yu Gothic" w:eastAsia="Yu Gothic"/>
+                <w:b w:val="0"/>
                 <w:sz w:val="20"/>
               </w:rPr>
-              <w:t>％</w:t>
+              <w:t xml:space="preserve">　％</w:t>
             </w:r>
           </w:p>
         </w:tc>
@@ -775,12 +2456,30 @@
       <w:tr>
         <w:tc>
           <w:tcPr>
-            <w:tcW w:type="dxa" w:w="2160"/>
+            <w:tcW w:type="dxa" w:w="1474"/>
+            <w:shd w:val="clear" w:color="auto" w:fill="FFFFFF"/>
+            <w:tcBorders>
+              <w:top w:val="single" w:sz="4" w:space="0" w:color="C9D3DF"/>
+              <w:left w:val="single" w:sz="4" w:space="0" w:color="C9D3DF"/>
+              <w:bottom w:val="single" w:sz="4" w:space="0" w:color="C9D3DF"/>
+              <w:right w:val="single" w:sz="4" w:space="0" w:color="C9D3DF"/>
+            </w:tcBorders>
+            <w:tcMar>
+              <w:top w:w="50" w:type="dxa"/>
+              <w:bottom w:w="50" w:type="dxa"/>
+              <w:start w:w="100" w:type="dxa"/>
+              <w:end w:w="100" w:type="dxa"/>
+            </w:tcMar>
           </w:tcPr>
           <w:p>
+            <w:pPr>
+              <w:spacing w:after="0" w:before="0"/>
+            </w:pPr>
             <w:r>
               <w:rPr>
                 <w:rFonts w:ascii="Yu Gothic" w:hAnsi="Yu Gothic" w:eastAsia="Yu Gothic"/>
+                <w:b/>
+                <w:color w:val="1F3B5C"/>
                 <w:sz w:val="20"/>
               </w:rPr>
               <w:t>夜帯</w:t>
@@ -789,12 +2488,29 @@
         </w:tc>
         <w:tc>
           <w:tcPr>
-            <w:tcW w:type="dxa" w:w="2160"/>
+            <w:tcW w:type="dxa" w:w="4082"/>
+            <w:shd w:val="clear" w:color="auto" w:fill="FFFFFF"/>
+            <w:tcBorders>
+              <w:top w:val="single" w:sz="4" w:space="0" w:color="C9D3DF"/>
+              <w:left w:val="single" w:sz="4" w:space="0" w:color="C9D3DF"/>
+              <w:bottom w:val="single" w:sz="4" w:space="0" w:color="C9D3DF"/>
+              <w:right w:val="single" w:sz="4" w:space="0" w:color="C9D3DF"/>
+            </w:tcBorders>
+            <w:tcMar>
+              <w:top w:w="50" w:type="dxa"/>
+              <w:bottom w:w="50" w:type="dxa"/>
+              <w:start w:w="100" w:type="dxa"/>
+              <w:end w:w="100" w:type="dxa"/>
+            </w:tcMar>
           </w:tcPr>
           <w:p>
+            <w:pPr>
+              <w:spacing w:after="0" w:before="0"/>
+            </w:pPr>
             <w:r>
               <w:rPr>
                 <w:rFonts w:ascii="Yu Gothic" w:hAnsi="Yu Gothic" w:eastAsia="Yu Gothic"/>
+                <w:b w:val="0"/>
                 <w:sz w:val="20"/>
               </w:rPr>
               <w:t>デイリー廃棄率</w:t>
@@ -803,12 +2519,29 @@
         </w:tc>
         <w:tc>
           <w:tcPr>
-            <w:tcW w:type="dxa" w:w="2160"/>
+            <w:tcW w:type="dxa" w:w="1587"/>
+            <w:shd w:val="clear" w:color="auto" w:fill="FFFFFF"/>
+            <w:tcBorders>
+              <w:top w:val="single" w:sz="4" w:space="0" w:color="C9D3DF"/>
+              <w:left w:val="single" w:sz="4" w:space="0" w:color="C9D3DF"/>
+              <w:bottom w:val="single" w:sz="4" w:space="0" w:color="C9D3DF"/>
+              <w:right w:val="single" w:sz="4" w:space="0" w:color="C9D3DF"/>
+            </w:tcBorders>
+            <w:tcMar>
+              <w:top w:w="50" w:type="dxa"/>
+              <w:bottom w:w="50" w:type="dxa"/>
+              <w:start w:w="100" w:type="dxa"/>
+              <w:end w:w="100" w:type="dxa"/>
+            </w:tcMar>
           </w:tcPr>
           <w:p>
+            <w:pPr>
+              <w:spacing w:after="0" w:before="0"/>
+            </w:pPr>
             <w:r>
               <w:rPr>
                 <w:rFonts w:ascii="Yu Gothic" w:hAnsi="Yu Gothic" w:eastAsia="Yu Gothic"/>
+                <w:b w:val="0"/>
                 <w:sz w:val="20"/>
               </w:rPr>
             </w:r>
@@ -816,15 +2549,32 @@
         </w:tc>
         <w:tc>
           <w:tcPr>
-            <w:tcW w:type="dxa" w:w="2160"/>
+            <w:tcW w:type="dxa" w:w="1701"/>
+            <w:shd w:val="clear" w:color="auto" w:fill="FFFFFF"/>
+            <w:tcBorders>
+              <w:top w:val="single" w:sz="4" w:space="0" w:color="C9D3DF"/>
+              <w:left w:val="single" w:sz="4" w:space="0" w:color="C9D3DF"/>
+              <w:bottom w:val="single" w:sz="4" w:space="0" w:color="C9D3DF"/>
+              <w:right w:val="single" w:sz="4" w:space="0" w:color="C9D3DF"/>
+            </w:tcBorders>
+            <w:tcMar>
+              <w:top w:w="50" w:type="dxa"/>
+              <w:bottom w:w="50" w:type="dxa"/>
+              <w:start w:w="100" w:type="dxa"/>
+              <w:end w:w="100" w:type="dxa"/>
+            </w:tcMar>
           </w:tcPr>
           <w:p>
+            <w:pPr>
+              <w:spacing w:after="0" w:before="0"/>
+            </w:pPr>
             <w:r>
               <w:rPr>
                 <w:rFonts w:ascii="Yu Gothic" w:hAnsi="Yu Gothic" w:eastAsia="Yu Gothic"/>
+                <w:b w:val="0"/>
                 <w:sz w:val="20"/>
               </w:rPr>
-              <w:t>％以下</w:t>
+              <w:t xml:space="preserve">　％以下</w:t>
             </w:r>
           </w:p>
         </w:tc>
@@ -832,12 +2582,30 @@
       <w:tr>
         <w:tc>
           <w:tcPr>
-            <w:tcW w:type="dxa" w:w="2160"/>
+            <w:tcW w:type="dxa" w:w="1474"/>
+            <w:shd w:val="clear" w:color="auto" w:fill="F2F6FA"/>
+            <w:tcBorders>
+              <w:top w:val="single" w:sz="4" w:space="0" w:color="C9D3DF"/>
+              <w:left w:val="single" w:sz="4" w:space="0" w:color="C9D3DF"/>
+              <w:bottom w:val="single" w:sz="4" w:space="0" w:color="C9D3DF"/>
+              <w:right w:val="single" w:sz="4" w:space="0" w:color="C9D3DF"/>
+            </w:tcBorders>
+            <w:tcMar>
+              <w:top w:w="50" w:type="dxa"/>
+              <w:bottom w:w="50" w:type="dxa"/>
+              <w:start w:w="100" w:type="dxa"/>
+              <w:end w:w="100" w:type="dxa"/>
+            </w:tcMar>
           </w:tcPr>
           <w:p>
+            <w:pPr>
+              <w:spacing w:after="0" w:before="0"/>
+            </w:pPr>
             <w:r>
               <w:rPr>
                 <w:rFonts w:ascii="Yu Gothic" w:hAnsi="Yu Gothic" w:eastAsia="Yu Gothic"/>
+                <w:b/>
+                <w:color w:val="1F3B5C"/>
                 <w:sz w:val="20"/>
               </w:rPr>
               <w:t>廃棄</w:t>
@@ -846,12 +2614,29 @@
         </w:tc>
         <w:tc>
           <w:tcPr>
-            <w:tcW w:type="dxa" w:w="2160"/>
+            <w:tcW w:type="dxa" w:w="4082"/>
+            <w:shd w:val="clear" w:color="auto" w:fill="F2F6FA"/>
+            <w:tcBorders>
+              <w:top w:val="single" w:sz="4" w:space="0" w:color="C9D3DF"/>
+              <w:left w:val="single" w:sz="4" w:space="0" w:color="C9D3DF"/>
+              <w:bottom w:val="single" w:sz="4" w:space="0" w:color="C9D3DF"/>
+              <w:right w:val="single" w:sz="4" w:space="0" w:color="C9D3DF"/>
+            </w:tcBorders>
+            <w:tcMar>
+              <w:top w:w="50" w:type="dxa"/>
+              <w:bottom w:w="50" w:type="dxa"/>
+              <w:start w:w="100" w:type="dxa"/>
+              <w:end w:w="100" w:type="dxa"/>
+            </w:tcMar>
           </w:tcPr>
           <w:p>
+            <w:pPr>
+              <w:spacing w:after="0" w:before="0"/>
+            </w:pPr>
             <w:r>
               <w:rPr>
                 <w:rFonts w:ascii="Yu Gothic" w:hAnsi="Yu Gothic" w:eastAsia="Yu Gothic"/>
+                <w:b w:val="0"/>
                 <w:sz w:val="20"/>
               </w:rPr>
               <w:t>月・木曜の廃棄金額</w:t>
@@ -860,12 +2645,29 @@
         </w:tc>
         <w:tc>
           <w:tcPr>
-            <w:tcW w:type="dxa" w:w="2160"/>
+            <w:tcW w:type="dxa" w:w="1587"/>
+            <w:shd w:val="clear" w:color="auto" w:fill="F2F6FA"/>
+            <w:tcBorders>
+              <w:top w:val="single" w:sz="4" w:space="0" w:color="C9D3DF"/>
+              <w:left w:val="single" w:sz="4" w:space="0" w:color="C9D3DF"/>
+              <w:bottom w:val="single" w:sz="4" w:space="0" w:color="C9D3DF"/>
+              <w:right w:val="single" w:sz="4" w:space="0" w:color="C9D3DF"/>
+            </w:tcBorders>
+            <w:tcMar>
+              <w:top w:w="50" w:type="dxa"/>
+              <w:bottom w:w="50" w:type="dxa"/>
+              <w:start w:w="100" w:type="dxa"/>
+              <w:end w:w="100" w:type="dxa"/>
+            </w:tcMar>
           </w:tcPr>
           <w:p>
+            <w:pPr>
+              <w:spacing w:after="0" w:before="0"/>
+            </w:pPr>
             <w:r>
               <w:rPr>
                 <w:rFonts w:ascii="Yu Gothic" w:hAnsi="Yu Gothic" w:eastAsia="Yu Gothic"/>
+                <w:b w:val="0"/>
                 <w:sz w:val="20"/>
               </w:rPr>
             </w:r>
@@ -873,15 +2675,32 @@
         </w:tc>
         <w:tc>
           <w:tcPr>
-            <w:tcW w:type="dxa" w:w="2160"/>
+            <w:tcW w:type="dxa" w:w="1701"/>
+            <w:shd w:val="clear" w:color="auto" w:fill="F2F6FA"/>
+            <w:tcBorders>
+              <w:top w:val="single" w:sz="4" w:space="0" w:color="C9D3DF"/>
+              <w:left w:val="single" w:sz="4" w:space="0" w:color="C9D3DF"/>
+              <w:bottom w:val="single" w:sz="4" w:space="0" w:color="C9D3DF"/>
+              <w:right w:val="single" w:sz="4" w:space="0" w:color="C9D3DF"/>
+            </w:tcBorders>
+            <w:tcMar>
+              <w:top w:w="50" w:type="dxa"/>
+              <w:bottom w:w="50" w:type="dxa"/>
+              <w:start w:w="100" w:type="dxa"/>
+              <w:end w:w="100" w:type="dxa"/>
+            </w:tcMar>
           </w:tcPr>
           <w:p>
+            <w:pPr>
+              <w:spacing w:after="0" w:before="0"/>
+            </w:pPr>
             <w:r>
               <w:rPr>
                 <w:rFonts w:ascii="Yu Gothic" w:hAnsi="Yu Gothic" w:eastAsia="Yu Gothic"/>
+                <w:b w:val="0"/>
                 <w:sz w:val="20"/>
               </w:rPr>
-              <w:t>円以下</w:t>
+              <w:t xml:space="preserve">　円以下</w:t>
             </w:r>
           </w:p>
         </w:tc>
@@ -889,12 +2708,30 @@
       <w:tr>
         <w:tc>
           <w:tcPr>
-            <w:tcW w:type="dxa" w:w="2160"/>
+            <w:tcW w:type="dxa" w:w="1474"/>
+            <w:shd w:val="clear" w:color="auto" w:fill="FFFFFF"/>
+            <w:tcBorders>
+              <w:top w:val="single" w:sz="4" w:space="0" w:color="C9D3DF"/>
+              <w:left w:val="single" w:sz="4" w:space="0" w:color="C9D3DF"/>
+              <w:bottom w:val="single" w:sz="4" w:space="0" w:color="C9D3DF"/>
+              <w:right w:val="single" w:sz="4" w:space="0" w:color="C9D3DF"/>
+            </w:tcBorders>
+            <w:tcMar>
+              <w:top w:w="50" w:type="dxa"/>
+              <w:bottom w:w="50" w:type="dxa"/>
+              <w:start w:w="100" w:type="dxa"/>
+              <w:end w:w="100" w:type="dxa"/>
+            </w:tcMar>
           </w:tcPr>
           <w:p>
+            <w:pPr>
+              <w:spacing w:after="0" w:before="0"/>
+            </w:pPr>
             <w:r>
               <w:rPr>
                 <w:rFonts w:ascii="Yu Gothic" w:hAnsi="Yu Gothic" w:eastAsia="Yu Gothic"/>
+                <w:b/>
+                <w:color w:val="1F3B5C"/>
                 <w:sz w:val="20"/>
               </w:rPr>
               <w:t>フライヤー</w:t>
@@ -903,12 +2740,29 @@
         </w:tc>
         <w:tc>
           <w:tcPr>
-            <w:tcW w:type="dxa" w:w="2160"/>
+            <w:tcW w:type="dxa" w:w="4082"/>
+            <w:shd w:val="clear" w:color="auto" w:fill="FFFFFF"/>
+            <w:tcBorders>
+              <w:top w:val="single" w:sz="4" w:space="0" w:color="C9D3DF"/>
+              <w:left w:val="single" w:sz="4" w:space="0" w:color="C9D3DF"/>
+              <w:bottom w:val="single" w:sz="4" w:space="0" w:color="C9D3DF"/>
+              <w:right w:val="single" w:sz="4" w:space="0" w:color="C9D3DF"/>
+            </w:tcBorders>
+            <w:tcMar>
+              <w:top w:w="50" w:type="dxa"/>
+              <w:bottom w:w="50" w:type="dxa"/>
+              <w:start w:w="100" w:type="dxa"/>
+              <w:end w:w="100" w:type="dxa"/>
+            </w:tcMar>
           </w:tcPr>
           <w:p>
+            <w:pPr>
+              <w:spacing w:after="0" w:before="0"/>
+            </w:pPr>
             <w:r>
               <w:rPr>
                 <w:rFonts w:ascii="Yu Gothic" w:hAnsi="Yu Gothic" w:eastAsia="Yu Gothic"/>
+                <w:b w:val="0"/>
                 <w:sz w:val="20"/>
               </w:rPr>
               <w:t>日別販売数</w:t>
@@ -917,12 +2771,29 @@
         </w:tc>
         <w:tc>
           <w:tcPr>
-            <w:tcW w:type="dxa" w:w="2160"/>
+            <w:tcW w:type="dxa" w:w="1587"/>
+            <w:shd w:val="clear" w:color="auto" w:fill="FFFFFF"/>
+            <w:tcBorders>
+              <w:top w:val="single" w:sz="4" w:space="0" w:color="C9D3DF"/>
+              <w:left w:val="single" w:sz="4" w:space="0" w:color="C9D3DF"/>
+              <w:bottom w:val="single" w:sz="4" w:space="0" w:color="C9D3DF"/>
+              <w:right w:val="single" w:sz="4" w:space="0" w:color="C9D3DF"/>
+            </w:tcBorders>
+            <w:tcMar>
+              <w:top w:w="50" w:type="dxa"/>
+              <w:bottom w:w="50" w:type="dxa"/>
+              <w:start w:w="100" w:type="dxa"/>
+              <w:end w:w="100" w:type="dxa"/>
+            </w:tcMar>
           </w:tcPr>
           <w:p>
+            <w:pPr>
+              <w:spacing w:after="0" w:before="0"/>
+            </w:pPr>
             <w:r>
               <w:rPr>
                 <w:rFonts w:ascii="Yu Gothic" w:hAnsi="Yu Gothic" w:eastAsia="Yu Gothic"/>
+                <w:b w:val="0"/>
                 <w:sz w:val="20"/>
               </w:rPr>
             </w:r>
@@ -930,15 +2801,32 @@
         </w:tc>
         <w:tc>
           <w:tcPr>
-            <w:tcW w:type="dxa" w:w="2160"/>
+            <w:tcW w:type="dxa" w:w="1701"/>
+            <w:shd w:val="clear" w:color="auto" w:fill="FFFFFF"/>
+            <w:tcBorders>
+              <w:top w:val="single" w:sz="4" w:space="0" w:color="C9D3DF"/>
+              <w:left w:val="single" w:sz="4" w:space="0" w:color="C9D3DF"/>
+              <w:bottom w:val="single" w:sz="4" w:space="0" w:color="C9D3DF"/>
+              <w:right w:val="single" w:sz="4" w:space="0" w:color="C9D3DF"/>
+            </w:tcBorders>
+            <w:tcMar>
+              <w:top w:w="50" w:type="dxa"/>
+              <w:bottom w:w="50" w:type="dxa"/>
+              <w:start w:w="100" w:type="dxa"/>
+              <w:end w:w="100" w:type="dxa"/>
+            </w:tcMar>
           </w:tcPr>
           <w:p>
+            <w:pPr>
+              <w:spacing w:after="0" w:before="0"/>
+            </w:pPr>
             <w:r>
               <w:rPr>
                 <w:rFonts w:ascii="Yu Gothic" w:hAnsi="Yu Gothic" w:eastAsia="Yu Gothic"/>
+                <w:b w:val="0"/>
                 <w:sz w:val="20"/>
               </w:rPr>
-              <w:t>個</w:t>
+              <w:t xml:space="preserve">　個</w:t>
             </w:r>
           </w:p>
         </w:tc>
@@ -946,12 +2834,30 @@
       <w:tr>
         <w:tc>
           <w:tcPr>
-            <w:tcW w:type="dxa" w:w="2160"/>
+            <w:tcW w:type="dxa" w:w="1474"/>
+            <w:shd w:val="clear" w:color="auto" w:fill="F2F6FA"/>
+            <w:tcBorders>
+              <w:top w:val="single" w:sz="4" w:space="0" w:color="C9D3DF"/>
+              <w:left w:val="single" w:sz="4" w:space="0" w:color="C9D3DF"/>
+              <w:bottom w:val="single" w:sz="4" w:space="0" w:color="C9D3DF"/>
+              <w:right w:val="single" w:sz="4" w:space="0" w:color="C9D3DF"/>
+            </w:tcBorders>
+            <w:tcMar>
+              <w:top w:w="50" w:type="dxa"/>
+              <w:bottom w:w="50" w:type="dxa"/>
+              <w:start w:w="100" w:type="dxa"/>
+              <w:end w:w="100" w:type="dxa"/>
+            </w:tcMar>
           </w:tcPr>
           <w:p>
+            <w:pPr>
+              <w:spacing w:after="0" w:before="0"/>
+            </w:pPr>
             <w:r>
               <w:rPr>
                 <w:rFonts w:ascii="Yu Gothic" w:hAnsi="Yu Gothic" w:eastAsia="Yu Gothic"/>
+                <w:b/>
+                <w:color w:val="1F3B5C"/>
                 <w:sz w:val="20"/>
               </w:rPr>
               <w:t>全体</w:t>
@@ -960,12 +2866,29 @@
         </w:tc>
         <w:tc>
           <w:tcPr>
-            <w:tcW w:type="dxa" w:w="2160"/>
+            <w:tcW w:type="dxa" w:w="4082"/>
+            <w:shd w:val="clear" w:color="auto" w:fill="F2F6FA"/>
+            <w:tcBorders>
+              <w:top w:val="single" w:sz="4" w:space="0" w:color="C9D3DF"/>
+              <w:left w:val="single" w:sz="4" w:space="0" w:color="C9D3DF"/>
+              <w:bottom w:val="single" w:sz="4" w:space="0" w:color="C9D3DF"/>
+              <w:right w:val="single" w:sz="4" w:space="0" w:color="C9D3DF"/>
+            </w:tcBorders>
+            <w:tcMar>
+              <w:top w:w="50" w:type="dxa"/>
+              <w:bottom w:w="50" w:type="dxa"/>
+              <w:start w:w="100" w:type="dxa"/>
+              <w:end w:w="100" w:type="dxa"/>
+            </w:tcMar>
           </w:tcPr>
           <w:p>
+            <w:pPr>
+              <w:spacing w:after="0" w:before="0"/>
+            </w:pPr>
             <w:r>
               <w:rPr>
                 <w:rFonts w:ascii="Yu Gothic" w:hAnsi="Yu Gothic" w:eastAsia="Yu Gothic"/>
+                <w:b w:val="0"/>
                 <w:sz w:val="20"/>
               </w:rPr>
               <w:t>客単価</w:t>
@@ -974,12 +2897,29 @@
         </w:tc>
         <w:tc>
           <w:tcPr>
-            <w:tcW w:type="dxa" w:w="2160"/>
+            <w:tcW w:type="dxa" w:w="1587"/>
+            <w:shd w:val="clear" w:color="auto" w:fill="F2F6FA"/>
+            <w:tcBorders>
+              <w:top w:val="single" w:sz="4" w:space="0" w:color="C9D3DF"/>
+              <w:left w:val="single" w:sz="4" w:space="0" w:color="C9D3DF"/>
+              <w:bottom w:val="single" w:sz="4" w:space="0" w:color="C9D3DF"/>
+              <w:right w:val="single" w:sz="4" w:space="0" w:color="C9D3DF"/>
+            </w:tcBorders>
+            <w:tcMar>
+              <w:top w:w="50" w:type="dxa"/>
+              <w:bottom w:w="50" w:type="dxa"/>
+              <w:start w:w="100" w:type="dxa"/>
+              <w:end w:w="100" w:type="dxa"/>
+            </w:tcMar>
           </w:tcPr>
           <w:p>
+            <w:pPr>
+              <w:spacing w:after="0" w:before="0"/>
+            </w:pPr>
             <w:r>
               <w:rPr>
                 <w:rFonts w:ascii="Yu Gothic" w:hAnsi="Yu Gothic" w:eastAsia="Yu Gothic"/>
+                <w:b w:val="0"/>
                 <w:sz w:val="20"/>
               </w:rPr>
             </w:r>
@@ -987,15 +2927,101 @@
         </w:tc>
         <w:tc>
           <w:tcPr>
-            <w:tcW w:type="dxa" w:w="2160"/>
+            <w:tcW w:type="dxa" w:w="1701"/>
+            <w:shd w:val="clear" w:color="auto" w:fill="F2F6FA"/>
+            <w:tcBorders>
+              <w:top w:val="single" w:sz="4" w:space="0" w:color="C9D3DF"/>
+              <w:left w:val="single" w:sz="4" w:space="0" w:color="C9D3DF"/>
+              <w:bottom w:val="single" w:sz="4" w:space="0" w:color="C9D3DF"/>
+              <w:right w:val="single" w:sz="4" w:space="0" w:color="C9D3DF"/>
+            </w:tcBorders>
+            <w:tcMar>
+              <w:top w:w="50" w:type="dxa"/>
+              <w:bottom w:w="50" w:type="dxa"/>
+              <w:start w:w="100" w:type="dxa"/>
+              <w:end w:w="100" w:type="dxa"/>
+            </w:tcMar>
           </w:tcPr>
           <w:p>
+            <w:pPr>
+              <w:spacing w:after="0" w:before="0"/>
+            </w:pPr>
             <w:r>
               <w:rPr>
                 <w:rFonts w:ascii="Yu Gothic" w:hAnsi="Yu Gothic" w:eastAsia="Yu Gothic"/>
+                <w:b w:val="0"/>
                 <w:sz w:val="20"/>
               </w:rPr>
-              <w:t>円</w:t>
+              <w:t xml:space="preserve">　円</w:t>
+            </w:r>
+          </w:p>
+        </w:tc>
+      </w:tr>
+    </w:tbl>
+    <w:p>
+      <w:pPr>
+        <w:spacing w:after="0" w:before="0"/>
+      </w:pPr>
+      <w:r>
+        <w:rPr>
+          <w:rFonts w:ascii="Yu Gothic" w:hAnsi="Yu Gothic" w:eastAsia="Yu Gothic"/>
+          <w:sz w:val="12"/>
+        </w:rPr>
+      </w:r>
+    </w:p>
+    <w:tbl>
+      <w:tblPr>
+        <w:tblW w:type="auto" w:w="0"/>
+        <w:tblLook w:firstColumn="1" w:firstRow="1" w:lastColumn="0" w:lastRow="0" w:noHBand="0" w:noVBand="1" w:val="04A0"/>
+        <w:tblBorders>
+          <w:top w:val="none"/>
+          <w:left w:val="none"/>
+          <w:bottom w:val="none"/>
+          <w:right w:val="none"/>
+          <w:insideH w:val="none"/>
+          <w:insideV w:val="none"/>
+        </w:tblBorders>
+      </w:tblPr>
+      <w:tblGrid>
+        <w:gridCol w:w="10200"/>
+      </w:tblGrid>
+      <w:tr>
+        <w:tc>
+          <w:tcPr>
+            <w:tcW w:type="dxa" w:w="10200"/>
+            <w:shd w:val="clear" w:color="auto" w:fill="DDE8F3"/>
+            <w:tcMar>
+              <w:top w:w="80" w:type="dxa"/>
+              <w:bottom w:w="80" w:type="dxa"/>
+              <w:start w:w="160" w:type="dxa"/>
+              <w:end w:w="160" w:type="dxa"/>
+            </w:tcMar>
+          </w:tcPr>
+          <w:p>
+            <w:pPr>
+              <w:spacing w:after="0" w:before="0"/>
+            </w:pPr>
+            <w:r>
+              <w:rPr>
+                <w:rFonts w:ascii="Yu Gothic" w:hAnsi="Yu Gothic" w:eastAsia="Yu Gothic"/>
+                <w:b/>
+                <w:color w:val="1F3B5C"/>
+                <w:sz w:val="20"/>
+              </w:rPr>
+              <w:t>💡 運用のポイント</w:t>
+            </w:r>
+          </w:p>
+          <w:p>
+            <w:pPr>
+              <w:spacing w:after="0" w:before="40"/>
+            </w:pPr>
+            <w:r>
+              <w:rPr>
+                <w:rFonts w:ascii="Yu Gothic" w:hAnsi="Yu Gothic" w:eastAsia="Yu Gothic"/>
+                <w:b w:val="0"/>
+                <w:sz w:val="20"/>
+              </w:rPr>
+              <w:t>「やった／やってない」ではなく数字で振り返る。フェイスアップ・揚げ止め・見切り・声掛けはすべて「誰が・いつ・何を」の作業割当に落とし込み、朝礼やノートで全クルーに共有して定着させる。</w:t>
             </w:r>
           </w:p>
         </w:tc>
@@ -1003,7 +3029,7 @@
     </w:tbl>
     <w:sectPr>
       <w:pgSz w:w="12240" w:h="15840"/>
-      <w:pgMar w:top="1440" w:right="1800" w:bottom="1440" w:left="1800" w:header="720" w:footer="720" w:gutter="0"/>
+      <w:pgMar w:top="850" w:right="1020" w:bottom="850" w:left="1020" w:header="720" w:footer="720" w:gutter="0"/>
       <w:cols w:space="720"/>
       <w:docGrid w:linePitch="360"/>
     </w:sectPr>
